--- a/Collatio/20/1. Textos/1. Marcados/20-B.docx
+++ b/Collatio/20/1. Textos/1. Marcados/20-B.docx
@@ -1,15 +1,17 @@
 
 <file path=word/document.xml><?xml version="1.0" encoding="utf-8"?>
-<w:document xmlns:wpc="http://schemas.microsoft.com/office/word/2010/wordprocessingCanvas" xmlns:cx="http://schemas.microsoft.com/office/drawing/2014/chartex" xmlns:cx1="http://schemas.microsoft.com/office/drawing/2015/9/8/chartex" xmlns:cx2="http://schemas.microsoft.com/office/drawing/2015/10/21/chartex" xmlns:cx3="http://schemas.microsoft.com/office/drawing/2016/5/9/chartex" xmlns:cx4="http://schemas.microsoft.com/office/drawing/2016/5/10/chartex" xmlns:cx5="http://schemas.microsoft.com/office/drawing/2016/5/11/chartex" xmlns:cx6="http://schemas.microsoft.com/office/drawing/2016/5/12/chartex" xmlns:cx7="http://schemas.microsoft.com/office/drawing/2016/5/13/chartex" xmlns:cx8="http://schemas.microsoft.com/office/drawing/2016/5/14/chartex" xmlns:mc="http://schemas.openxmlformats.org/markup-compatibility/2006" xmlns:aink="http://schemas.microsoft.com/office/drawing/2016/ink" xmlns:am3d="http://schemas.microsoft.com/office/drawing/2017/model3d" xmlns:o="urn:schemas-microsoft-com:office:office" xmlns:oel="http://schemas.microsoft.com/office/2019/extlst" xmlns:r="http://schemas.openxmlformats.org/officeDocument/2006/relationships" xmlns:m="http://schemas.openxmlformats.org/officeDocument/2006/math" xmlns:v="urn:schemas-microsoft-com:vml" xmlns:wp14="http://schemas.microsoft.com/office/word/2010/wordprocessingDrawing" xmlns:wp="http://schemas.openxmlformats.org/drawingml/2006/wordprocessingDrawing" xmlns:w10="urn:schemas-microsoft-com:office:word" xmlns:w="http://schemas.openxmlformats.org/wordprocessingml/2006/main" xmlns:w14="http://schemas.microsoft.com/office/word/2010/wordml" xmlns:w15="http://schemas.microsoft.com/office/word/2012/wordml" xmlns:w16cex="http://schemas.microsoft.com/office/word/2018/wordml/cex" xmlns:w16cid="http://schemas.microsoft.com/office/word/2016/wordml/cid" xmlns:w16="http://schemas.microsoft.com/office/word/2018/wordml" xmlns:w16du="http://schemas.microsoft.com/office/word/2023/wordml/word16du" xmlns:w16sdtdh="http://schemas.microsoft.com/office/word/2020/wordml/sdtdatahash" xmlns:w16se="http://schemas.microsoft.com/office/word/2015/wordml/symex" xmlns:wpg="http://schemas.microsoft.com/office/word/2010/wordprocessingGroup" xmlns:wpi="http://schemas.microsoft.com/office/word/2010/wordprocessingInk" xmlns:wne="http://schemas.microsoft.com/office/word/2006/wordml" xmlns:wps="http://schemas.microsoft.com/office/word/2010/wordprocessingShape" mc:Ignorable="w14 w15 w16se w16cid w16 w16cex w16sdtdh w16du wp14">
+<w:document xmlns:wpc="http://schemas.microsoft.com/office/word/2010/wordprocessingCanvas" xmlns:cx="http://schemas.microsoft.com/office/drawing/2014/chartex" xmlns:cx1="http://schemas.microsoft.com/office/drawing/2015/9/8/chartex" xmlns:cx2="http://schemas.microsoft.com/office/drawing/2015/10/21/chartex" xmlns:cx3="http://schemas.microsoft.com/office/drawing/2016/5/9/chartex" xmlns:cx4="http://schemas.microsoft.com/office/drawing/2016/5/10/chartex" xmlns:cx5="http://schemas.microsoft.com/office/drawing/2016/5/11/chartex" xmlns:cx6="http://schemas.microsoft.com/office/drawing/2016/5/12/chartex" xmlns:cx7="http://schemas.microsoft.com/office/drawing/2016/5/13/chartex" xmlns:cx8="http://schemas.microsoft.com/office/drawing/2016/5/14/chartex" xmlns:mc="http://schemas.openxmlformats.org/markup-compatibility/2006" xmlns:aink="http://schemas.microsoft.com/office/drawing/2016/ink" xmlns:am3d="http://schemas.microsoft.com/office/drawing/2017/model3d" xmlns:o="urn:schemas-microsoft-com:office:office" xmlns:oel="http://schemas.microsoft.com/office/2019/extlst" xmlns:r="http://schemas.openxmlformats.org/officeDocument/2006/relationships" xmlns:m="http://schemas.openxmlformats.org/officeDocument/2006/math" xmlns:v="urn:schemas-microsoft-com:vml" xmlns:wp14="http://schemas.microsoft.com/office/word/2010/wordprocessingDrawing" xmlns:wp="http://schemas.openxmlformats.org/drawingml/2006/wordprocessingDrawing" xmlns:w10="urn:schemas-microsoft-com:office:word" xmlns:w="http://schemas.openxmlformats.org/wordprocessingml/2006/main" xmlns:w14="http://schemas.microsoft.com/office/word/2010/wordml" xmlns:w15="http://schemas.microsoft.com/office/word/2012/wordml" xmlns:w16cex="http://schemas.microsoft.com/office/word/2018/wordml/cex" xmlns:w16cid="http://schemas.microsoft.com/office/word/2016/wordml/cid" xmlns:w16="http://schemas.microsoft.com/office/word/2018/wordml" xmlns:w16du="http://schemas.microsoft.com/office/word/2023/wordml/word16du" xmlns:w16sdtdh="http://schemas.microsoft.com/office/word/2020/wordml/sdtdatahash" xmlns:w16sdtfl="http://schemas.microsoft.com/office/word/2024/wordml/sdtformatlock" xmlns:w16se="http://schemas.microsoft.com/office/word/2015/wordml/symex" xmlns:wpg="http://schemas.microsoft.com/office/word/2010/wordprocessingGroup" xmlns:wpi="http://schemas.microsoft.com/office/word/2010/wordprocessingInk" xmlns:wne="http://schemas.microsoft.com/office/word/2006/wordml" xmlns:wps="http://schemas.microsoft.com/office/word/2010/wordprocessingShape" mc:Ignorable="w14 w15 w16se w16cid w16 w16cex w16sdtdh w16sdtfl w16du wp14">
   <w:body>
     <w:p>
       <w:pPr>
         <w:rPr>
+          <w:rFonts w:ascii="Brill" w:hAnsi="Brill"/>
           <w:lang w:val="es-ES"/>
         </w:rPr>
       </w:pPr>
       <w:r>
         <w:rPr>
+          <w:rFonts w:ascii="Brill" w:hAnsi="Brill"/>
           <w:color w:val="FF0000"/>
           <w:lang w:val="es-ES"/>
         </w:rPr>
@@ -17,228 +19,2778 @@
       </w:r>
       <w:r>
         <w:rPr>
-          <w:lang w:val="es-ES"/>
-        </w:rPr>
-        <w:t>pregunto el decipulo maestro ruego te que me digas como puede la alma entrar en la criatura que esta encerrada en el vientre de su madre que semeja que dos cuerpos a de pasar antes que y entre primero el de la madre en que yaze encerrada la criatura en que ha de entrar % respondio el maestro e dixo tu me fezieste muy sotil demanda % pues que ende sabor as quiero te lo dezir % sepas que la alma es muy sotil ca es espiritu bien asi como angel e por esta razon entra muy sotilmiente en aquel lugar do ha de entrar e sal muy sotilmiente de aquel lugar do le conviene a</w:t>
-      </w:r>
-      <w:r>
-        <w:rPr>
+          <w:rFonts w:ascii="Brill" w:hAnsi="Brill"/>
+          <w:lang w:val="es-ES"/>
+        </w:rPr>
+        <w:t xml:space="preserve">pregunto el </w:t>
+      </w:r>
+      <w:proofErr w:type="spellStart"/>
+      <w:r>
+        <w:rPr>
+          <w:rFonts w:ascii="Brill" w:hAnsi="Brill"/>
+          <w:lang w:val="es-ES"/>
+        </w:rPr>
+        <w:t>decipulo</w:t>
+      </w:r>
+      <w:proofErr w:type="spellEnd"/>
+      <w:r>
+        <w:rPr>
+          <w:rFonts w:ascii="Brill" w:hAnsi="Brill"/>
+          <w:lang w:val="es-ES"/>
+        </w:rPr>
+        <w:t xml:space="preserve"> maestro ruego te que me digas como puede la alma entrar en la criatura que esta encerrada en el vientre de su madre que semeja que dos cuerpos </w:t>
+      </w:r>
+      <w:proofErr w:type="spellStart"/>
+      <w:r>
+        <w:rPr>
+          <w:rFonts w:ascii="Brill" w:hAnsi="Brill"/>
+          <w:lang w:val="es-ES"/>
+        </w:rPr>
+        <w:t>a</w:t>
+      </w:r>
+      <w:proofErr w:type="spellEnd"/>
+      <w:r>
+        <w:rPr>
+          <w:rFonts w:ascii="Brill" w:hAnsi="Brill"/>
+          <w:lang w:val="es-ES"/>
+        </w:rPr>
+        <w:t xml:space="preserve"> de pasar antes que y entre primero el de la madre en que </w:t>
+      </w:r>
+      <w:proofErr w:type="spellStart"/>
+      <w:r>
+        <w:rPr>
+          <w:rFonts w:ascii="Brill" w:hAnsi="Brill"/>
+          <w:lang w:val="es-ES"/>
+        </w:rPr>
+        <w:t>yaze</w:t>
+      </w:r>
+      <w:proofErr w:type="spellEnd"/>
+      <w:r>
+        <w:rPr>
+          <w:rFonts w:ascii="Brill" w:hAnsi="Brill"/>
+          <w:lang w:val="es-ES"/>
+        </w:rPr>
+        <w:t xml:space="preserve"> encerrada la criatura en que ha de entrar % </w:t>
+      </w:r>
+      <w:proofErr w:type="spellStart"/>
+      <w:r>
+        <w:rPr>
+          <w:rFonts w:ascii="Brill" w:hAnsi="Brill"/>
+          <w:lang w:val="es-ES"/>
+        </w:rPr>
+        <w:t>respondio</w:t>
+      </w:r>
+      <w:proofErr w:type="spellEnd"/>
+      <w:r>
+        <w:rPr>
+          <w:rFonts w:ascii="Brill" w:hAnsi="Brill"/>
+          <w:lang w:val="es-ES"/>
+        </w:rPr>
+        <w:t xml:space="preserve"> el maestro e dixo </w:t>
+      </w:r>
+      <w:proofErr w:type="spellStart"/>
+      <w:r>
+        <w:rPr>
+          <w:rFonts w:ascii="Brill" w:hAnsi="Brill"/>
+          <w:lang w:val="es-ES"/>
+        </w:rPr>
+        <w:t>tu</w:t>
+      </w:r>
+      <w:proofErr w:type="spellEnd"/>
+      <w:r>
+        <w:rPr>
+          <w:rFonts w:ascii="Brill" w:hAnsi="Brill"/>
+          <w:lang w:val="es-ES"/>
+        </w:rPr>
+        <w:t xml:space="preserve"> me </w:t>
+      </w:r>
+      <w:proofErr w:type="spellStart"/>
+      <w:r>
+        <w:rPr>
+          <w:rFonts w:ascii="Brill" w:hAnsi="Brill"/>
+          <w:lang w:val="es-ES"/>
+        </w:rPr>
+        <w:t>fezieste</w:t>
+      </w:r>
+      <w:proofErr w:type="spellEnd"/>
+      <w:r>
+        <w:rPr>
+          <w:rFonts w:ascii="Brill" w:hAnsi="Brill"/>
+          <w:lang w:val="es-ES"/>
+        </w:rPr>
+        <w:t xml:space="preserve"> muy sotil demanda % pues que ende sabor as quiero te lo dezir % sepas que la alma es muy sotil ca es </w:t>
+      </w:r>
+      <w:proofErr w:type="spellStart"/>
+      <w:r>
+        <w:rPr>
+          <w:rFonts w:ascii="Brill" w:hAnsi="Brill"/>
+          <w:lang w:val="es-ES"/>
+        </w:rPr>
+        <w:t>espiritu</w:t>
+      </w:r>
+      <w:proofErr w:type="spellEnd"/>
+      <w:r>
+        <w:rPr>
+          <w:rFonts w:ascii="Brill" w:hAnsi="Brill"/>
+          <w:lang w:val="es-ES"/>
+        </w:rPr>
+        <w:t xml:space="preserve"> bien </w:t>
+      </w:r>
+      <w:proofErr w:type="spellStart"/>
+      <w:r>
+        <w:rPr>
+          <w:rFonts w:ascii="Brill" w:hAnsi="Brill"/>
+          <w:lang w:val="es-ES"/>
+        </w:rPr>
+        <w:t>asi</w:t>
+      </w:r>
+      <w:proofErr w:type="spellEnd"/>
+      <w:r>
+        <w:rPr>
+          <w:rFonts w:ascii="Brill" w:hAnsi="Brill"/>
+          <w:lang w:val="es-ES"/>
+        </w:rPr>
+        <w:t xml:space="preserve"> como </w:t>
+      </w:r>
+      <w:proofErr w:type="spellStart"/>
+      <w:r>
+        <w:rPr>
+          <w:rFonts w:ascii="Brill" w:hAnsi="Brill"/>
+          <w:lang w:val="es-ES"/>
+        </w:rPr>
+        <w:t>angel</w:t>
+      </w:r>
+      <w:proofErr w:type="spellEnd"/>
+      <w:r>
+        <w:rPr>
+          <w:rFonts w:ascii="Brill" w:hAnsi="Brill"/>
+          <w:lang w:val="es-ES"/>
+        </w:rPr>
+        <w:t xml:space="preserve"> e por esta </w:t>
+      </w:r>
+      <w:proofErr w:type="spellStart"/>
+      <w:r>
+        <w:rPr>
+          <w:rFonts w:ascii="Brill" w:hAnsi="Brill"/>
+          <w:lang w:val="es-ES"/>
+        </w:rPr>
+        <w:t>razon</w:t>
+      </w:r>
+      <w:proofErr w:type="spellEnd"/>
+      <w:r>
+        <w:rPr>
+          <w:rFonts w:ascii="Brill" w:hAnsi="Brill"/>
+          <w:lang w:val="es-ES"/>
+        </w:rPr>
+        <w:t xml:space="preserve"> entra muy </w:t>
+      </w:r>
+      <w:proofErr w:type="spellStart"/>
+      <w:r>
+        <w:rPr>
+          <w:rFonts w:ascii="Brill" w:hAnsi="Brill"/>
+          <w:lang w:val="es-ES"/>
+        </w:rPr>
+        <w:t>sotilmiente</w:t>
+      </w:r>
+      <w:proofErr w:type="spellEnd"/>
+      <w:r>
+        <w:rPr>
+          <w:rFonts w:ascii="Brill" w:hAnsi="Brill"/>
+          <w:lang w:val="es-ES"/>
+        </w:rPr>
+        <w:t xml:space="preserve"> en aquel lugar do ha de entrar e sal muy </w:t>
+      </w:r>
+      <w:proofErr w:type="spellStart"/>
+      <w:r>
+        <w:rPr>
+          <w:rFonts w:ascii="Brill" w:hAnsi="Brill"/>
+          <w:lang w:val="es-ES"/>
+        </w:rPr>
+        <w:t>sotilmiente</w:t>
+      </w:r>
+      <w:proofErr w:type="spellEnd"/>
+      <w:r>
+        <w:rPr>
+          <w:rFonts w:ascii="Brill" w:hAnsi="Brill"/>
+          <w:lang w:val="es-ES"/>
+        </w:rPr>
+        <w:t xml:space="preserve"> de aquel lugar do le conviene a</w:t>
+      </w:r>
+      <w:r>
+        <w:rPr>
+          <w:rFonts w:ascii="Brill" w:hAnsi="Brill"/>
           <w:lang w:val="es-ES"/>
         </w:rPr>
         <w:t xml:space="preserve"> </w:t>
       </w:r>
       <w:r>
         <w:rPr>
-          <w:lang w:val="es-ES"/>
-        </w:rPr>
-        <w:t xml:space="preserve">salir e tan sotilmente sal en guisa que vista de ojos non la pueden ver % </w:t>
-      </w:r>
-      <w:r>
-        <w:rPr>
-          <w:lang w:val="es-ES"/>
-        </w:rPr>
-        <w:t xml:space="preserve">e </w:t>
-      </w:r>
-      <w:r>
-        <w:rPr>
-          <w:lang w:val="es-ES"/>
-        </w:rPr>
-        <w:t>por esto ordeno dios padre la natura que quando la criatura es conplida e formada en el vientre de la madre para aver vida esta carne de aquesta criatura desque es fecha e formada a codicia de aver alma en si % desque ella es aparejada para recebir la cria</w:t>
-      </w:r>
-      <w:r>
-        <w:rPr>
+          <w:rFonts w:ascii="Brill" w:hAnsi="Brill"/>
+          <w:lang w:val="es-ES"/>
+        </w:rPr>
+        <w:t xml:space="preserve">salir e tan </w:t>
+      </w:r>
+      <w:proofErr w:type="spellStart"/>
+      <w:r>
+        <w:rPr>
+          <w:rFonts w:ascii="Brill" w:hAnsi="Brill"/>
+          <w:lang w:val="es-ES"/>
+        </w:rPr>
+        <w:t>sotilmente</w:t>
+      </w:r>
+      <w:proofErr w:type="spellEnd"/>
+      <w:r>
+        <w:rPr>
+          <w:rFonts w:ascii="Brill" w:hAnsi="Brill"/>
+          <w:lang w:val="es-ES"/>
+        </w:rPr>
+        <w:t xml:space="preserve"> sal en guisa que vista de ojos non la pueden ver % e por esto ordeno dios padre la natura que </w:t>
+      </w:r>
+      <w:proofErr w:type="spellStart"/>
+      <w:r>
+        <w:rPr>
+          <w:rFonts w:ascii="Brill" w:hAnsi="Brill"/>
+          <w:lang w:val="es-ES"/>
+        </w:rPr>
+        <w:t>quando</w:t>
+      </w:r>
+      <w:proofErr w:type="spellEnd"/>
+      <w:r>
+        <w:rPr>
+          <w:rFonts w:ascii="Brill" w:hAnsi="Brill"/>
+          <w:lang w:val="es-ES"/>
+        </w:rPr>
+        <w:t xml:space="preserve"> la criatura es </w:t>
+      </w:r>
+      <w:proofErr w:type="spellStart"/>
+      <w:r>
+        <w:rPr>
+          <w:rFonts w:ascii="Brill" w:hAnsi="Brill"/>
+          <w:lang w:val="es-ES"/>
+        </w:rPr>
+        <w:t>conplida</w:t>
+      </w:r>
+      <w:proofErr w:type="spellEnd"/>
+      <w:r>
+        <w:rPr>
+          <w:rFonts w:ascii="Brill" w:hAnsi="Brill"/>
+          <w:lang w:val="es-ES"/>
+        </w:rPr>
+        <w:t xml:space="preserve"> e formada en el vientre de la madre para aver vida esta carne de </w:t>
+      </w:r>
+      <w:proofErr w:type="spellStart"/>
+      <w:r>
+        <w:rPr>
+          <w:rFonts w:ascii="Brill" w:hAnsi="Brill"/>
+          <w:lang w:val="es-ES"/>
+        </w:rPr>
+        <w:t>aquesta</w:t>
+      </w:r>
+      <w:proofErr w:type="spellEnd"/>
+      <w:r>
+        <w:rPr>
+          <w:rFonts w:ascii="Brill" w:hAnsi="Brill"/>
+          <w:lang w:val="es-ES"/>
+        </w:rPr>
+        <w:t xml:space="preserve"> criatura desque es fecha e formada a codicia de aver alma en si % desque ella es aparejada para recebir la </w:t>
+      </w:r>
+      <w:proofErr w:type="spellStart"/>
+      <w:r>
+        <w:rPr>
+          <w:rFonts w:ascii="Brill" w:hAnsi="Brill"/>
+          <w:lang w:val="es-ES"/>
+        </w:rPr>
+        <w:t>cria</w:t>
+      </w:r>
+      <w:proofErr w:type="spellEnd"/>
+      <w:r>
+        <w:rPr>
+          <w:rFonts w:ascii="Brill" w:hAnsi="Brill"/>
+          <w:lang w:val="es-ES"/>
+        </w:rPr>
+        <w:t xml:space="preserve"> la dios en ella % </w:t>
+      </w:r>
+      <w:proofErr w:type="spellStart"/>
+      <w:r>
+        <w:rPr>
+          <w:rFonts w:ascii="Brill" w:hAnsi="Brill"/>
+          <w:lang w:val="es-ES"/>
+        </w:rPr>
+        <w:t>e</w:t>
+      </w:r>
+      <w:proofErr w:type="spellEnd"/>
+      <w:r>
+        <w:rPr>
+          <w:rFonts w:ascii="Brill" w:hAnsi="Brill"/>
+          <w:lang w:val="es-ES"/>
+        </w:rPr>
+        <w:t xml:space="preserve"> el nuestro </w:t>
+      </w:r>
+      <w:proofErr w:type="spellStart"/>
+      <w:r>
+        <w:rPr>
+          <w:rFonts w:ascii="Brill" w:hAnsi="Brill"/>
+          <w:color w:val="FF0000"/>
+          <w:lang w:val="es-ES"/>
+        </w:rPr>
+        <w:t>nuestro</w:t>
+      </w:r>
+      <w:proofErr w:type="spellEnd"/>
+      <w:r>
+        <w:rPr>
+          <w:rFonts w:ascii="Brill" w:hAnsi="Brill"/>
+          <w:color w:val="FF0000"/>
           <w:lang w:val="es-ES"/>
         </w:rPr>
         <w:t xml:space="preserve"> </w:t>
       </w:r>
       <w:r>
         <w:rPr>
-          <w:lang w:val="es-ES"/>
-        </w:rPr>
-        <w:t xml:space="preserve">la dios en ella % e el nuestro </w:t>
-      </w:r>
-      <w:r>
-        <w:rPr>
+          <w:rFonts w:ascii="Brill" w:hAnsi="Brill"/>
+          <w:lang w:val="es-ES"/>
+        </w:rPr>
+        <w:t xml:space="preserve">señor que fizo e ordeno todas las cosas del mundo quiso que cada una </w:t>
+      </w:r>
+      <w:proofErr w:type="spellStart"/>
+      <w:r>
+        <w:rPr>
+          <w:rFonts w:ascii="Brill" w:hAnsi="Brill"/>
+          <w:lang w:val="es-ES"/>
+        </w:rPr>
+        <w:t>veniese</w:t>
+      </w:r>
+      <w:proofErr w:type="spellEnd"/>
+      <w:r>
+        <w:rPr>
+          <w:rFonts w:ascii="Brill" w:hAnsi="Brill"/>
+          <w:lang w:val="es-ES"/>
+        </w:rPr>
+        <w:t xml:space="preserve"> a su </w:t>
+      </w:r>
+      <w:proofErr w:type="spellStart"/>
+      <w:r>
+        <w:rPr>
+          <w:rFonts w:ascii="Brill" w:hAnsi="Brill"/>
+          <w:lang w:val="es-ES"/>
+        </w:rPr>
+        <w:t>tienpo</w:t>
+      </w:r>
+      <w:proofErr w:type="spellEnd"/>
+      <w:r>
+        <w:rPr>
+          <w:rFonts w:ascii="Brill" w:hAnsi="Brill"/>
+          <w:lang w:val="es-ES"/>
+        </w:rPr>
+        <w:t xml:space="preserve"> e a su </w:t>
+      </w:r>
+      <w:proofErr w:type="spellStart"/>
+      <w:r>
+        <w:rPr>
+          <w:rFonts w:ascii="Brill" w:hAnsi="Brill"/>
+          <w:lang w:val="es-ES"/>
+        </w:rPr>
+        <w:t>sazon</w:t>
+      </w:r>
+      <w:proofErr w:type="spellEnd"/>
+      <w:r>
+        <w:rPr>
+          <w:rFonts w:ascii="Brill" w:hAnsi="Brill"/>
+          <w:lang w:val="es-ES"/>
+        </w:rPr>
+        <w:t xml:space="preserve"> e que se </w:t>
+      </w:r>
+      <w:proofErr w:type="spellStart"/>
+      <w:r>
+        <w:rPr>
+          <w:rFonts w:ascii="Brill" w:hAnsi="Brill"/>
+          <w:lang w:val="es-ES"/>
+        </w:rPr>
+        <w:t>conpliesse</w:t>
+      </w:r>
+      <w:proofErr w:type="spellEnd"/>
+      <w:r>
+        <w:rPr>
+          <w:rFonts w:ascii="Brill" w:hAnsi="Brill"/>
+          <w:lang w:val="es-ES"/>
+        </w:rPr>
+        <w:t xml:space="preserve"> por obra segund el su ordenamiento </w:t>
+      </w:r>
+      <w:r>
+        <w:rPr>
+          <w:rFonts w:ascii="Brill" w:hAnsi="Brill"/>
           <w:color w:val="FF0000"/>
           <w:lang w:val="es-ES"/>
         </w:rPr>
-        <w:t xml:space="preserve">nuestro </w:t>
-      </w:r>
-      <w:r>
-        <w:rPr>
-          <w:lang w:val="es-ES"/>
-        </w:rPr>
-        <w:t xml:space="preserve">señor que fizo e ordeno todas las cosas del mundo quiso que cada una veniese a su tienpo e a su sazon e que se conpliesse por obra segund el su ordenamiento </w:t>
-      </w:r>
-      <w:r>
-        <w:rPr>
+        <w:t xml:space="preserve">19va </w:t>
+      </w:r>
+      <w:r>
+        <w:rPr>
+          <w:rFonts w:ascii="Brill" w:hAnsi="Brill"/>
+          <w:lang w:val="es-ES"/>
+        </w:rPr>
+        <w:t xml:space="preserve">% e </w:t>
+      </w:r>
+      <w:proofErr w:type="spellStart"/>
+      <w:r>
+        <w:rPr>
+          <w:rFonts w:ascii="Brill" w:hAnsi="Brill"/>
+          <w:lang w:val="es-ES"/>
+        </w:rPr>
+        <w:t>quando</w:t>
+      </w:r>
+      <w:proofErr w:type="spellEnd"/>
+      <w:r>
+        <w:rPr>
+          <w:rFonts w:ascii="Brill" w:hAnsi="Brill"/>
+          <w:lang w:val="es-ES"/>
+        </w:rPr>
+        <w:t xml:space="preserve"> ve el nuestro señor que la virtud de la carne a fecho su obra % e que non finca al de fazer si non aquello que non puede otro fazer si non el nuestro señor </w:t>
+      </w:r>
+      <w:proofErr w:type="spellStart"/>
+      <w:r>
+        <w:rPr>
+          <w:rFonts w:ascii="Brill" w:hAnsi="Brill"/>
+          <w:lang w:val="es-ES"/>
+        </w:rPr>
+        <w:t>vien</w:t>
+      </w:r>
+      <w:proofErr w:type="spellEnd"/>
+      <w:r>
+        <w:rPr>
+          <w:rFonts w:ascii="Brill" w:hAnsi="Brill"/>
+          <w:lang w:val="es-ES"/>
+        </w:rPr>
+        <w:t xml:space="preserve"> luego a fazer su obra e mete </w:t>
+      </w:r>
+      <w:proofErr w:type="spellStart"/>
+      <w:r>
+        <w:rPr>
+          <w:rFonts w:ascii="Brill" w:hAnsi="Brill"/>
+          <w:lang w:val="es-ES"/>
+        </w:rPr>
+        <w:t>espiritu</w:t>
+      </w:r>
+      <w:proofErr w:type="spellEnd"/>
+      <w:r>
+        <w:rPr>
+          <w:rFonts w:ascii="Brill" w:hAnsi="Brill"/>
+          <w:lang w:val="es-ES"/>
+        </w:rPr>
+        <w:t xml:space="preserve"> de alma en aquella criatura % ca como quier </w:t>
+      </w:r>
+      <w:proofErr w:type="spellStart"/>
+      <w:r>
+        <w:rPr>
+          <w:rFonts w:ascii="Brill" w:hAnsi="Brill"/>
+          <w:lang w:val="es-ES"/>
+        </w:rPr>
+        <w:t>qu</w:t>
+      </w:r>
+      <w:proofErr w:type="spellEnd"/>
+      <w:r>
+        <w:rPr>
+          <w:rFonts w:ascii="Brill" w:hAnsi="Brill"/>
+          <w:lang w:val="es-ES"/>
+        </w:rPr>
+        <w:t xml:space="preserve"> el nuestro señor Jesucristo dio gran poder a santa </w:t>
+      </w:r>
+      <w:proofErr w:type="spellStart"/>
+      <w:r>
+        <w:rPr>
+          <w:rFonts w:ascii="Brill" w:hAnsi="Brill"/>
+          <w:lang w:val="es-ES"/>
+        </w:rPr>
+        <w:t>Maria</w:t>
+      </w:r>
+      <w:proofErr w:type="spellEnd"/>
+      <w:r>
+        <w:rPr>
+          <w:rFonts w:ascii="Brill" w:hAnsi="Brill"/>
+          <w:lang w:val="es-ES"/>
+        </w:rPr>
+        <w:t xml:space="preserve"> su madre e a los otros santos que </w:t>
+      </w:r>
+      <w:proofErr w:type="spellStart"/>
+      <w:r>
+        <w:rPr>
+          <w:rFonts w:ascii="Brill" w:hAnsi="Brill"/>
+          <w:lang w:val="es-ES"/>
+        </w:rPr>
+        <w:t>vevieron</w:t>
+      </w:r>
+      <w:proofErr w:type="spellEnd"/>
+      <w:r>
+        <w:rPr>
+          <w:rFonts w:ascii="Brill" w:hAnsi="Brill"/>
+          <w:lang w:val="es-ES"/>
+        </w:rPr>
+        <w:t xml:space="preserve"> e </w:t>
+      </w:r>
+      <w:proofErr w:type="spellStart"/>
+      <w:r>
+        <w:rPr>
+          <w:rFonts w:ascii="Brill" w:hAnsi="Brill"/>
+          <w:lang w:val="es-ES"/>
+        </w:rPr>
+        <w:t>morieron</w:t>
+      </w:r>
+      <w:proofErr w:type="spellEnd"/>
+      <w:r>
+        <w:rPr>
+          <w:rFonts w:ascii="Brill" w:hAnsi="Brill"/>
+          <w:lang w:val="es-ES"/>
+        </w:rPr>
+        <w:t xml:space="preserve"> por la su santa fe e </w:t>
+      </w:r>
+      <w:proofErr w:type="spellStart"/>
+      <w:r>
+        <w:rPr>
+          <w:rFonts w:ascii="Brill" w:hAnsi="Brill"/>
+          <w:lang w:val="es-ES"/>
+        </w:rPr>
+        <w:t>crencia</w:t>
+      </w:r>
+      <w:proofErr w:type="spellEnd"/>
+      <w:r>
+        <w:rPr>
+          <w:rFonts w:ascii="Brill" w:hAnsi="Brill"/>
+          <w:lang w:val="es-ES"/>
+        </w:rPr>
+        <w:t xml:space="preserve"> bien les dio poder </w:t>
+      </w:r>
+      <w:proofErr w:type="spellStart"/>
+      <w:r>
+        <w:rPr>
+          <w:rFonts w:ascii="Brill" w:hAnsi="Brill"/>
+          <w:lang w:val="es-ES"/>
+        </w:rPr>
+        <w:t>estrimental</w:t>
+      </w:r>
+      <w:proofErr w:type="spellEnd"/>
+      <w:r>
+        <w:rPr>
+          <w:rFonts w:ascii="Brill" w:hAnsi="Brill"/>
+          <w:lang w:val="es-ES"/>
+        </w:rPr>
+        <w:t xml:space="preserve"> que </w:t>
+      </w:r>
+      <w:proofErr w:type="spellStart"/>
+      <w:r>
+        <w:rPr>
+          <w:rFonts w:ascii="Brill" w:hAnsi="Brill"/>
+          <w:lang w:val="es-ES"/>
+        </w:rPr>
+        <w:t>podiesen</w:t>
+      </w:r>
+      <w:proofErr w:type="spellEnd"/>
+      <w:r>
+        <w:rPr>
+          <w:rFonts w:ascii="Brill" w:hAnsi="Brill"/>
+          <w:lang w:val="es-ES"/>
+        </w:rPr>
+        <w:t xml:space="preserve"> resucitar los muertos % e esto en tal manera tornando aquella alma mesma al cuerpo onde </w:t>
+      </w:r>
+      <w:proofErr w:type="spellStart"/>
+      <w:r>
+        <w:rPr>
+          <w:rFonts w:ascii="Brill" w:hAnsi="Brill"/>
+          <w:lang w:val="es-ES"/>
+        </w:rPr>
+        <w:t>avia</w:t>
+      </w:r>
+      <w:proofErr w:type="spellEnd"/>
+      <w:r>
+        <w:rPr>
+          <w:rFonts w:ascii="Brill" w:hAnsi="Brill"/>
+          <w:lang w:val="es-ES"/>
+        </w:rPr>
+        <w:t xml:space="preserve"> salido e otros </w:t>
+      </w:r>
+      <w:proofErr w:type="spellStart"/>
+      <w:r>
+        <w:rPr>
+          <w:rFonts w:ascii="Brill" w:hAnsi="Brill"/>
+          <w:lang w:val="es-ES"/>
+        </w:rPr>
+        <w:t>miraglos</w:t>
+      </w:r>
+      <w:proofErr w:type="spellEnd"/>
+      <w:r>
+        <w:rPr>
+          <w:rFonts w:ascii="Brill" w:hAnsi="Brill"/>
+          <w:lang w:val="es-ES"/>
+        </w:rPr>
+        <w:t xml:space="preserve"> muchos que fizo Jesucristo por ellos </w:t>
+      </w:r>
+      <w:proofErr w:type="spellStart"/>
+      <w:r>
+        <w:rPr>
+          <w:rFonts w:ascii="Brill" w:hAnsi="Brill"/>
+          <w:lang w:val="es-ES"/>
+        </w:rPr>
+        <w:t>deversas</w:t>
+      </w:r>
+      <w:proofErr w:type="spellEnd"/>
+      <w:r>
+        <w:rPr>
+          <w:rFonts w:ascii="Brill" w:hAnsi="Brill"/>
+          <w:lang w:val="es-ES"/>
+        </w:rPr>
+        <w:t xml:space="preserve"> maneras % </w:t>
+      </w:r>
+      <w:proofErr w:type="spellStart"/>
+      <w:r>
+        <w:rPr>
+          <w:rFonts w:ascii="Brill" w:hAnsi="Brill"/>
+          <w:lang w:val="es-ES"/>
+        </w:rPr>
+        <w:t>mas</w:t>
+      </w:r>
+      <w:proofErr w:type="spellEnd"/>
+      <w:r>
+        <w:rPr>
+          <w:rFonts w:ascii="Brill" w:hAnsi="Brill"/>
+          <w:lang w:val="es-ES"/>
+        </w:rPr>
+        <w:t xml:space="preserve"> tres cosas fallamos que </w:t>
+      </w:r>
+      <w:proofErr w:type="spellStart"/>
+      <w:r>
+        <w:rPr>
+          <w:rFonts w:ascii="Brill" w:hAnsi="Brill"/>
+          <w:lang w:val="es-ES"/>
+        </w:rPr>
+        <w:t>tovo</w:t>
+      </w:r>
+      <w:proofErr w:type="spellEnd"/>
+      <w:r>
+        <w:rPr>
+          <w:rFonts w:ascii="Brill" w:hAnsi="Brill"/>
+          <w:lang w:val="es-ES"/>
+        </w:rPr>
+        <w:t xml:space="preserve"> el para </w:t>
+      </w:r>
+      <w:proofErr w:type="spellStart"/>
+      <w:r>
+        <w:rPr>
+          <w:rFonts w:ascii="Brill" w:hAnsi="Brill"/>
+          <w:lang w:val="es-ES"/>
+        </w:rPr>
+        <w:t>si</w:t>
+      </w:r>
+      <w:proofErr w:type="spellEnd"/>
+      <w:r>
+        <w:rPr>
+          <w:rFonts w:ascii="Brill" w:hAnsi="Brill"/>
+          <w:lang w:val="es-ES"/>
+        </w:rPr>
+        <w:t xml:space="preserve"> que non quiso dar a santa </w:t>
+      </w:r>
+      <w:proofErr w:type="spellStart"/>
+      <w:r>
+        <w:rPr>
+          <w:rFonts w:ascii="Brill" w:hAnsi="Brill"/>
+          <w:lang w:val="es-ES"/>
+        </w:rPr>
+        <w:t>Maria</w:t>
+      </w:r>
+      <w:proofErr w:type="spellEnd"/>
+      <w:r>
+        <w:rPr>
+          <w:rFonts w:ascii="Brill" w:hAnsi="Brill"/>
+          <w:lang w:val="es-ES"/>
+        </w:rPr>
+        <w:t xml:space="preserve"> nin a otro ninguno % la primera es esta en fazer </w:t>
+      </w:r>
+      <w:proofErr w:type="spellStart"/>
+      <w:r>
+        <w:rPr>
+          <w:rFonts w:ascii="Brill" w:hAnsi="Brill"/>
+          <w:lang w:val="es-ES"/>
+        </w:rPr>
+        <w:t>angeles</w:t>
+      </w:r>
+      <w:proofErr w:type="spellEnd"/>
+      <w:r>
+        <w:rPr>
+          <w:rFonts w:ascii="Brill" w:hAnsi="Brill"/>
+          <w:lang w:val="es-ES"/>
+        </w:rPr>
+        <w:t xml:space="preserve"> este poder nunca fue de otro si non suyo % ca el los fizo todos en una </w:t>
+      </w:r>
+      <w:proofErr w:type="spellStart"/>
+      <w:r>
+        <w:rPr>
+          <w:rFonts w:ascii="Brill" w:hAnsi="Brill"/>
+          <w:lang w:val="es-ES"/>
+        </w:rPr>
+        <w:t>ora</w:t>
+      </w:r>
+      <w:proofErr w:type="spellEnd"/>
+      <w:r>
+        <w:rPr>
+          <w:rFonts w:ascii="Brill" w:hAnsi="Brill"/>
+          <w:lang w:val="es-ES"/>
+        </w:rPr>
+        <w:t xml:space="preserve"> tan bien buenos como malos fueras que </w:t>
+      </w:r>
+      <w:proofErr w:type="spellStart"/>
+      <w:r>
+        <w:rPr>
+          <w:rFonts w:ascii="Brill" w:hAnsi="Brill"/>
+          <w:lang w:val="es-ES"/>
+        </w:rPr>
+        <w:t>depues</w:t>
+      </w:r>
+      <w:proofErr w:type="spellEnd"/>
+      <w:r>
+        <w:rPr>
+          <w:rFonts w:ascii="Brill" w:hAnsi="Brill"/>
+          <w:lang w:val="es-ES"/>
+        </w:rPr>
+        <w:t xml:space="preserve"> se </w:t>
+      </w:r>
+      <w:proofErr w:type="spellStart"/>
+      <w:r>
+        <w:rPr>
+          <w:rFonts w:ascii="Brill" w:hAnsi="Brill"/>
+          <w:lang w:val="es-ES"/>
+        </w:rPr>
+        <w:t>estremaron</w:t>
+      </w:r>
+      <w:proofErr w:type="spellEnd"/>
+      <w:r>
+        <w:rPr>
+          <w:rFonts w:ascii="Brill" w:hAnsi="Brill"/>
+          <w:lang w:val="es-ES"/>
+        </w:rPr>
+        <w:t xml:space="preserve"> a ser los unos bonos e los otros malos % e desde aquel </w:t>
+      </w:r>
+      <w:proofErr w:type="spellStart"/>
+      <w:r>
+        <w:rPr>
+          <w:rFonts w:ascii="Brill" w:hAnsi="Brill"/>
+          <w:lang w:val="es-ES"/>
+        </w:rPr>
+        <w:t>dia</w:t>
+      </w:r>
+      <w:proofErr w:type="spellEnd"/>
+      <w:r>
+        <w:rPr>
+          <w:rFonts w:ascii="Brill" w:hAnsi="Brill"/>
+          <w:lang w:val="es-ES"/>
+        </w:rPr>
+        <w:t xml:space="preserve"> que los </w:t>
+      </w:r>
+      <w:proofErr w:type="spellStart"/>
+      <w:r>
+        <w:rPr>
+          <w:rFonts w:ascii="Brill" w:hAnsi="Brill"/>
+          <w:lang w:val="es-ES"/>
+        </w:rPr>
+        <w:t>el</w:t>
+      </w:r>
+      <w:proofErr w:type="spellEnd"/>
+      <w:r>
+        <w:rPr>
+          <w:rFonts w:ascii="Brill" w:hAnsi="Brill"/>
+          <w:lang w:val="es-ES"/>
+        </w:rPr>
+        <w:t xml:space="preserve"> fizo </w:t>
+      </w:r>
+      <w:proofErr w:type="spellStart"/>
+      <w:r>
+        <w:rPr>
+          <w:rFonts w:ascii="Brill" w:hAnsi="Brill"/>
+          <w:lang w:val="es-ES"/>
+        </w:rPr>
+        <w:t>firmis</w:t>
+      </w:r>
+      <w:proofErr w:type="spellEnd"/>
+      <w:r>
+        <w:rPr>
+          <w:rFonts w:ascii="Brill" w:hAnsi="Brill"/>
+          <w:lang w:val="es-ES"/>
+        </w:rPr>
+        <w:t xml:space="preserve"> e </w:t>
+      </w:r>
+      <w:proofErr w:type="spellStart"/>
+      <w:r>
+        <w:rPr>
+          <w:rFonts w:ascii="Brill" w:hAnsi="Brill"/>
+          <w:lang w:val="es-ES"/>
+        </w:rPr>
+        <w:t>durabres</w:t>
+      </w:r>
+      <w:proofErr w:type="spellEnd"/>
+      <w:r>
+        <w:rPr>
+          <w:rFonts w:ascii="Brill" w:hAnsi="Brill"/>
+          <w:lang w:val="es-ES"/>
+        </w:rPr>
+        <w:t xml:space="preserve"> para </w:t>
+      </w:r>
+      <w:proofErr w:type="spellStart"/>
+      <w:r>
+        <w:rPr>
+          <w:rFonts w:ascii="Brill" w:hAnsi="Brill"/>
+          <w:lang w:val="es-ES"/>
+        </w:rPr>
+        <w:t>sienpre</w:t>
+      </w:r>
+      <w:proofErr w:type="spellEnd"/>
+      <w:r>
+        <w:rPr>
+          <w:rFonts w:ascii="Brill" w:hAnsi="Brill"/>
+          <w:lang w:val="es-ES"/>
+        </w:rPr>
+        <w:t xml:space="preserve"> los bue en su </w:t>
+      </w:r>
+      <w:proofErr w:type="spellStart"/>
+      <w:r>
+        <w:rPr>
+          <w:rFonts w:ascii="Brill" w:hAnsi="Brill"/>
+          <w:lang w:val="es-ES"/>
+        </w:rPr>
+        <w:t>bondat</w:t>
+      </w:r>
+      <w:proofErr w:type="spellEnd"/>
+      <w:r>
+        <w:rPr>
+          <w:rFonts w:ascii="Brill" w:hAnsi="Brill"/>
+          <w:lang w:val="es-ES"/>
+        </w:rPr>
+        <w:t xml:space="preserve"> e los malos en su </w:t>
+      </w:r>
+      <w:proofErr w:type="spellStart"/>
+      <w:r>
+        <w:rPr>
+          <w:rFonts w:ascii="Brill" w:hAnsi="Brill"/>
+          <w:lang w:val="es-ES"/>
+        </w:rPr>
+        <w:t>maldat</w:t>
+      </w:r>
+      <w:proofErr w:type="spellEnd"/>
+      <w:r>
+        <w:rPr>
+          <w:rFonts w:ascii="Brill" w:hAnsi="Brill"/>
+          <w:lang w:val="es-ES"/>
+        </w:rPr>
+        <w:t xml:space="preserve"> e non fizo </w:t>
+      </w:r>
+      <w:proofErr w:type="spellStart"/>
+      <w:r>
+        <w:rPr>
+          <w:rFonts w:ascii="Brill" w:hAnsi="Brill"/>
+          <w:lang w:val="es-ES"/>
+        </w:rPr>
+        <w:t>depues</w:t>
+      </w:r>
+      <w:proofErr w:type="spellEnd"/>
+      <w:r>
+        <w:rPr>
+          <w:rFonts w:ascii="Brill" w:hAnsi="Brill"/>
+          <w:lang w:val="es-ES"/>
+        </w:rPr>
+        <w:t xml:space="preserve"> otro ninguno % la segunda cosa de las tres que te dixe que tomo el para si fue el fazer de las almas de los ombres ca esto nunca lo puede otro ninguno fazer si non el mismo bien </w:t>
+      </w:r>
+      <w:proofErr w:type="spellStart"/>
+      <w:r>
+        <w:rPr>
+          <w:rFonts w:ascii="Brill" w:hAnsi="Brill"/>
+          <w:lang w:val="es-ES"/>
+        </w:rPr>
+        <w:t>asi</w:t>
+      </w:r>
+      <w:proofErr w:type="spellEnd"/>
+      <w:r>
+        <w:rPr>
+          <w:rFonts w:ascii="Brill" w:hAnsi="Brill"/>
+          <w:lang w:val="es-ES"/>
+        </w:rPr>
+        <w:t xml:space="preserve"> como lo de los </w:t>
+      </w:r>
+      <w:r>
+        <w:rPr>
+          <w:rFonts w:ascii="Brill" w:hAnsi="Brill"/>
           <w:color w:val="FF0000"/>
           <w:lang w:val="es-ES"/>
         </w:rPr>
-        <w:t xml:space="preserve">19va </w:t>
-      </w:r>
-      <w:r>
-        <w:rPr>
-          <w:lang w:val="es-ES"/>
-        </w:rPr>
-        <w:t>% e quando ve el nuestro señor que la virtud de la carne a fecho su obra % e que non finca al de fazer si non aquello que non puede otro fazer si non el nuestro señor vien luego a fazer su obra e mete espiritu de alma en aquella criatura % ca como quier qu el nuestro señor Jesucristo dio gran poder a santa Maria su madre e a los otros santos que ve</w:t>
-      </w:r>
-      <w:r>
-        <w:rPr>
-          <w:lang w:val="es-ES"/>
-        </w:rPr>
-        <w:t>v</w:t>
-      </w:r>
-      <w:r>
-        <w:rPr>
-          <w:lang w:val="es-ES"/>
-        </w:rPr>
-        <w:t xml:space="preserve">ieron e morieron por la su santa fe e crencia bien les dio poder estrimental que podiesen resucitar los muertos % e esto en tal manera tornando aquella alma mesma al cuerpo onde avia salido e otros miraglos muchos que fizo Jesucristo por ellos deversas maneras % mas tres cosas fallamos que tovo el para si que non quiso dar a santa Maria nin a otro ninguno % la primera es esta en fazer angeles este poder nunca fue de otro si non suyo % ca el los fizo todos en una ora tan bien buenos como malos fueras que depues se estremaron a ser los unos bonos e los otros malos % e desde aquel dia que los el fizo firmis e durabres para sienpre los bue en su bondat e los malos en su maldat e non fizo depues otro ninguno % la segunda cosa de las tres que te dixe que tomo el para si fue el fazer de las almas de los ombres ca esto nunca lo puede otro ninguno fazer si non el mismo bien asi como lo de los </w:t>
-      </w:r>
-      <w:r>
-        <w:rPr>
+        <w:t xml:space="preserve">19vb </w:t>
+      </w:r>
+      <w:proofErr w:type="spellStart"/>
+      <w:r>
+        <w:rPr>
+          <w:rFonts w:ascii="Brill" w:hAnsi="Brill"/>
+          <w:lang w:val="es-ES"/>
+        </w:rPr>
+        <w:t>angeles</w:t>
+      </w:r>
+      <w:proofErr w:type="spellEnd"/>
+      <w:r>
+        <w:rPr>
+          <w:rFonts w:ascii="Brill" w:hAnsi="Brill"/>
+          <w:lang w:val="es-ES"/>
+        </w:rPr>
+        <w:t xml:space="preserve"> ca d esta manera son en aver comienço e non han fin % </w:t>
+      </w:r>
+      <w:proofErr w:type="spellStart"/>
+      <w:r>
+        <w:rPr>
+          <w:rFonts w:ascii="Brill" w:hAnsi="Brill"/>
+          <w:lang w:val="es-ES"/>
+        </w:rPr>
+        <w:t>asi</w:t>
+      </w:r>
+      <w:proofErr w:type="spellEnd"/>
+      <w:r>
+        <w:rPr>
+          <w:rFonts w:ascii="Brill" w:hAnsi="Brill"/>
+          <w:lang w:val="es-ES"/>
+        </w:rPr>
+        <w:t xml:space="preserve"> son </w:t>
+      </w:r>
+      <w:proofErr w:type="spellStart"/>
+      <w:r>
+        <w:rPr>
+          <w:rFonts w:ascii="Brill" w:hAnsi="Brill"/>
+          <w:lang w:val="es-ES"/>
+        </w:rPr>
+        <w:t>espiritos</w:t>
+      </w:r>
+      <w:proofErr w:type="spellEnd"/>
+      <w:r>
+        <w:rPr>
+          <w:rFonts w:ascii="Brill" w:hAnsi="Brill"/>
+          <w:lang w:val="es-ES"/>
+        </w:rPr>
+        <w:t xml:space="preserve"> si non que los </w:t>
+      </w:r>
+      <w:proofErr w:type="spellStart"/>
+      <w:r>
+        <w:rPr>
+          <w:rFonts w:ascii="Brill" w:hAnsi="Brill"/>
+          <w:lang w:val="es-ES"/>
+        </w:rPr>
+        <w:t>angeles</w:t>
+      </w:r>
+      <w:proofErr w:type="spellEnd"/>
+      <w:r>
+        <w:rPr>
+          <w:rFonts w:ascii="Brill" w:hAnsi="Brill"/>
+          <w:lang w:val="es-ES"/>
+        </w:rPr>
+        <w:t xml:space="preserve"> son </w:t>
+      </w:r>
+      <w:proofErr w:type="spellStart"/>
+      <w:r>
+        <w:rPr>
+          <w:rFonts w:ascii="Brill" w:hAnsi="Brill"/>
+          <w:lang w:val="es-ES"/>
+        </w:rPr>
+        <w:t>espiritus</w:t>
+      </w:r>
+      <w:proofErr w:type="spellEnd"/>
+      <w:r>
+        <w:rPr>
+          <w:rFonts w:ascii="Brill" w:hAnsi="Brill"/>
+          <w:lang w:val="es-ES"/>
+        </w:rPr>
+        <w:t xml:space="preserve"> de entendimiento almas e </w:t>
+      </w:r>
+      <w:proofErr w:type="spellStart"/>
+      <w:r>
+        <w:rPr>
+          <w:rFonts w:ascii="Brill" w:hAnsi="Brill"/>
+          <w:lang w:val="es-ES"/>
+        </w:rPr>
+        <w:t>espiritus</w:t>
+      </w:r>
+      <w:proofErr w:type="spellEnd"/>
+      <w:r>
+        <w:rPr>
+          <w:rFonts w:ascii="Brill" w:hAnsi="Brill"/>
+          <w:lang w:val="es-ES"/>
+        </w:rPr>
+        <w:t xml:space="preserve"> de </w:t>
+      </w:r>
+      <w:proofErr w:type="spellStart"/>
+      <w:r>
+        <w:rPr>
+          <w:rFonts w:ascii="Brill" w:hAnsi="Brill"/>
+          <w:lang w:val="es-ES"/>
+        </w:rPr>
+        <w:t>razon</w:t>
+      </w:r>
+      <w:proofErr w:type="spellEnd"/>
+      <w:r>
+        <w:rPr>
+          <w:rFonts w:ascii="Brill" w:hAnsi="Brill"/>
+          <w:lang w:val="es-ES"/>
+        </w:rPr>
+        <w:t xml:space="preserve"> % ca mientre son las almas encerradas en los cuerpos de los ombres non son tan </w:t>
+      </w:r>
+      <w:proofErr w:type="spellStart"/>
+      <w:r>
+        <w:rPr>
+          <w:rFonts w:ascii="Brill" w:hAnsi="Brill"/>
+          <w:lang w:val="es-ES"/>
+        </w:rPr>
+        <w:t>conplidas</w:t>
+      </w:r>
+      <w:proofErr w:type="spellEnd"/>
+      <w:r>
+        <w:rPr>
+          <w:rFonts w:ascii="Brill" w:hAnsi="Brill"/>
+          <w:lang w:val="es-ES"/>
+        </w:rPr>
+        <w:t xml:space="preserve"> de entendimiento como lo son de </w:t>
+      </w:r>
+      <w:proofErr w:type="spellStart"/>
+      <w:r>
+        <w:rPr>
+          <w:rFonts w:ascii="Brill" w:hAnsi="Brill"/>
+          <w:lang w:val="es-ES"/>
+        </w:rPr>
+        <w:t>espiritu</w:t>
+      </w:r>
+      <w:proofErr w:type="spellEnd"/>
+      <w:r>
+        <w:rPr>
+          <w:rFonts w:ascii="Brill" w:hAnsi="Brill"/>
+          <w:lang w:val="es-ES"/>
+        </w:rPr>
+        <w:t xml:space="preserve"> </w:t>
+      </w:r>
+      <w:proofErr w:type="spellStart"/>
+      <w:r>
+        <w:rPr>
+          <w:rFonts w:ascii="Brill" w:hAnsi="Brill"/>
+          <w:lang w:val="es-ES"/>
+        </w:rPr>
+        <w:t>quando</w:t>
+      </w:r>
+      <w:proofErr w:type="spellEnd"/>
+      <w:r>
+        <w:rPr>
+          <w:rFonts w:ascii="Brill" w:hAnsi="Brill"/>
+          <w:lang w:val="es-ES"/>
+        </w:rPr>
+        <w:t xml:space="preserve"> son en la iglesia de dios en par de los </w:t>
+      </w:r>
+      <w:proofErr w:type="spellStart"/>
+      <w:r>
+        <w:rPr>
+          <w:rFonts w:ascii="Brill" w:hAnsi="Brill"/>
+          <w:lang w:val="es-ES"/>
+        </w:rPr>
+        <w:t>angeles</w:t>
+      </w:r>
+      <w:proofErr w:type="spellEnd"/>
+      <w:r>
+        <w:rPr>
+          <w:rFonts w:ascii="Brill" w:hAnsi="Brill"/>
+          <w:lang w:val="es-ES"/>
+        </w:rPr>
+        <w:t xml:space="preserve"> % la tercera cosa </w:t>
+      </w:r>
+      <w:proofErr w:type="spellStart"/>
+      <w:r>
+        <w:rPr>
+          <w:rFonts w:ascii="Brill" w:hAnsi="Brill"/>
+          <w:lang w:val="es-ES"/>
+        </w:rPr>
+        <w:t>qu</w:t>
+      </w:r>
+      <w:proofErr w:type="spellEnd"/>
+      <w:r>
+        <w:rPr>
+          <w:rFonts w:ascii="Brill" w:hAnsi="Brill"/>
+          <w:lang w:val="es-ES"/>
+        </w:rPr>
+        <w:t xml:space="preserve"> el tomo para si de las tres que vos he dicho es en fecho del ordenamiento del mundo que non quiso que lo </w:t>
+      </w:r>
+      <w:proofErr w:type="spellStart"/>
+      <w:r>
+        <w:rPr>
+          <w:rFonts w:ascii="Brill" w:hAnsi="Brill"/>
+          <w:lang w:val="es-ES"/>
+        </w:rPr>
+        <w:t>otrie</w:t>
+      </w:r>
+      <w:proofErr w:type="spellEnd"/>
+      <w:r>
+        <w:rPr>
+          <w:rFonts w:ascii="Brill" w:hAnsi="Brill"/>
+          <w:lang w:val="es-ES"/>
+        </w:rPr>
+        <w:t xml:space="preserve"> </w:t>
+      </w:r>
+      <w:proofErr w:type="spellStart"/>
+      <w:r>
+        <w:rPr>
+          <w:rFonts w:ascii="Brill" w:hAnsi="Brill"/>
+          <w:lang w:val="es-ES"/>
+        </w:rPr>
+        <w:t>sopiese</w:t>
+      </w:r>
+      <w:proofErr w:type="spellEnd"/>
+      <w:r>
+        <w:rPr>
+          <w:rFonts w:ascii="Brill" w:hAnsi="Brill"/>
+          <w:lang w:val="es-ES"/>
+        </w:rPr>
+        <w:t xml:space="preserve"> si non el que las </w:t>
+      </w:r>
+      <w:proofErr w:type="spellStart"/>
+      <w:r>
+        <w:rPr>
+          <w:rFonts w:ascii="Brill" w:hAnsi="Brill"/>
+          <w:lang w:val="es-ES"/>
+        </w:rPr>
+        <w:t>tenia</w:t>
+      </w:r>
+      <w:proofErr w:type="spellEnd"/>
+      <w:r>
+        <w:rPr>
+          <w:rFonts w:ascii="Brill" w:hAnsi="Brill"/>
+          <w:lang w:val="es-ES"/>
+        </w:rPr>
+        <w:t xml:space="preserve"> guardadas en el seno suyo para el </w:t>
+      </w:r>
+      <w:proofErr w:type="spellStart"/>
+      <w:r>
+        <w:rPr>
+          <w:rFonts w:ascii="Brill" w:hAnsi="Brill"/>
+          <w:lang w:val="es-ES"/>
+        </w:rPr>
+        <w:t>tienpo</w:t>
+      </w:r>
+      <w:proofErr w:type="spellEnd"/>
+      <w:r>
+        <w:rPr>
+          <w:rFonts w:ascii="Brill" w:hAnsi="Brill"/>
+          <w:lang w:val="es-ES"/>
+        </w:rPr>
+        <w:t xml:space="preserve"> que las ha de mostrar por obra % bien como el </w:t>
+      </w:r>
+      <w:proofErr w:type="spellStart"/>
+      <w:r>
+        <w:rPr>
+          <w:rFonts w:ascii="Brill" w:hAnsi="Brill"/>
+          <w:lang w:val="es-ES"/>
+        </w:rPr>
+        <w:t>dia</w:t>
+      </w:r>
+      <w:proofErr w:type="spellEnd"/>
+      <w:r>
+        <w:rPr>
+          <w:rFonts w:ascii="Brill" w:hAnsi="Brill"/>
+          <w:lang w:val="es-ES"/>
+        </w:rPr>
+        <w:t xml:space="preserve"> del juizio que lo </w:t>
+      </w:r>
+      <w:proofErr w:type="spellStart"/>
+      <w:r>
+        <w:rPr>
+          <w:rFonts w:ascii="Brill" w:hAnsi="Brill"/>
+          <w:lang w:val="es-ES"/>
+        </w:rPr>
+        <w:t>tovo</w:t>
+      </w:r>
+      <w:proofErr w:type="spellEnd"/>
+      <w:r>
+        <w:rPr>
+          <w:rFonts w:ascii="Brill" w:hAnsi="Brill"/>
+          <w:lang w:val="es-ES"/>
+        </w:rPr>
+        <w:t xml:space="preserve"> guardado para si % e non quiso que santo nin otro ninguno que lo </w:t>
+      </w:r>
+      <w:proofErr w:type="spellStart"/>
+      <w:r>
+        <w:rPr>
+          <w:rFonts w:ascii="Brill" w:hAnsi="Brill"/>
+          <w:lang w:val="es-ES"/>
+        </w:rPr>
+        <w:t>sopiese</w:t>
+      </w:r>
+      <w:proofErr w:type="spellEnd"/>
+      <w:r>
+        <w:rPr>
+          <w:rFonts w:ascii="Brill" w:hAnsi="Brill"/>
+          <w:lang w:val="es-ES"/>
+        </w:rPr>
+        <w:t xml:space="preserve"> si non el mismo </w:t>
+      </w:r>
+      <w:proofErr w:type="spellStart"/>
+      <w:r>
+        <w:rPr>
+          <w:rFonts w:ascii="Brill" w:hAnsi="Brill"/>
+          <w:lang w:val="es-ES"/>
+        </w:rPr>
+        <w:t>quando</w:t>
+      </w:r>
+      <w:proofErr w:type="spellEnd"/>
+      <w:r>
+        <w:rPr>
+          <w:rFonts w:ascii="Brill" w:hAnsi="Brill"/>
+          <w:lang w:val="es-ES"/>
+        </w:rPr>
+        <w:t xml:space="preserve"> </w:t>
+      </w:r>
+      <w:proofErr w:type="spellStart"/>
+      <w:r>
+        <w:rPr>
+          <w:rFonts w:ascii="Brill" w:hAnsi="Brill"/>
+          <w:lang w:val="es-ES"/>
+        </w:rPr>
+        <w:t>a</w:t>
+      </w:r>
+      <w:proofErr w:type="spellEnd"/>
+      <w:r>
+        <w:rPr>
+          <w:rFonts w:ascii="Brill" w:hAnsi="Brill"/>
+          <w:lang w:val="es-ES"/>
+        </w:rPr>
+        <w:t xml:space="preserve"> de ser nin en que </w:t>
+      </w:r>
+      <w:proofErr w:type="spellStart"/>
+      <w:r>
+        <w:rPr>
+          <w:rFonts w:ascii="Brill" w:hAnsi="Brill"/>
+          <w:lang w:val="es-ES"/>
+        </w:rPr>
+        <w:t>tienpo</w:t>
+      </w:r>
+      <w:proofErr w:type="spellEnd"/>
+      <w:r>
+        <w:rPr>
+          <w:rFonts w:ascii="Brill" w:hAnsi="Brill"/>
+          <w:lang w:val="es-ES"/>
+        </w:rPr>
+        <w:t xml:space="preserve"> % pues aquella segunda cosa que te ya dixe d estas cosas </w:t>
+      </w:r>
+      <w:proofErr w:type="spellStart"/>
+      <w:r>
+        <w:rPr>
+          <w:rFonts w:ascii="Brill" w:hAnsi="Brill"/>
+          <w:lang w:val="es-ES"/>
+        </w:rPr>
+        <w:t>qu</w:t>
+      </w:r>
+      <w:proofErr w:type="spellEnd"/>
+      <w:r>
+        <w:rPr>
+          <w:rFonts w:ascii="Brill" w:hAnsi="Brill"/>
+          <w:lang w:val="es-ES"/>
+        </w:rPr>
+        <w:t xml:space="preserve"> el </w:t>
+      </w:r>
+      <w:proofErr w:type="spellStart"/>
+      <w:r>
+        <w:rPr>
+          <w:rFonts w:ascii="Brill" w:hAnsi="Brill"/>
+          <w:lang w:val="es-ES"/>
+        </w:rPr>
+        <w:t>tovo</w:t>
+      </w:r>
+      <w:proofErr w:type="spellEnd"/>
+      <w:r>
+        <w:rPr>
+          <w:rFonts w:ascii="Brill" w:hAnsi="Brill"/>
+          <w:lang w:val="es-ES"/>
+        </w:rPr>
+        <w:t xml:space="preserve"> para si de fazer las almas esto te faze el cada </w:t>
+      </w:r>
+      <w:proofErr w:type="spellStart"/>
+      <w:r>
+        <w:rPr>
+          <w:rFonts w:ascii="Brill" w:hAnsi="Brill"/>
+          <w:lang w:val="es-ES"/>
+        </w:rPr>
+        <w:t>dia</w:t>
+      </w:r>
+      <w:proofErr w:type="spellEnd"/>
+      <w:r>
+        <w:rPr>
+          <w:rFonts w:ascii="Brill" w:hAnsi="Brill"/>
+          <w:lang w:val="es-ES"/>
+        </w:rPr>
+        <w:t xml:space="preserve"> e cada ora </w:t>
+      </w:r>
+      <w:proofErr w:type="spellStart"/>
+      <w:r>
+        <w:rPr>
+          <w:rFonts w:ascii="Brill" w:hAnsi="Brill"/>
+          <w:lang w:val="es-ES"/>
+        </w:rPr>
+        <w:t>qu</w:t>
+      </w:r>
+      <w:proofErr w:type="spellEnd"/>
+      <w:r>
+        <w:rPr>
+          <w:rFonts w:ascii="Brill" w:hAnsi="Brill"/>
+          <w:lang w:val="es-ES"/>
+        </w:rPr>
+        <w:t xml:space="preserve"> el entiende que es mester e </w:t>
+      </w:r>
+      <w:proofErr w:type="spellStart"/>
+      <w:r>
+        <w:rPr>
+          <w:rFonts w:ascii="Brill" w:hAnsi="Brill"/>
+          <w:lang w:val="es-ES"/>
+        </w:rPr>
+        <w:t>asi</w:t>
+      </w:r>
+      <w:proofErr w:type="spellEnd"/>
+      <w:r>
+        <w:rPr>
+          <w:rFonts w:ascii="Brill" w:hAnsi="Brill"/>
+          <w:lang w:val="es-ES"/>
+        </w:rPr>
+        <w:t xml:space="preserve"> como la criatura es criada del vientre de su madre para aver vida </w:t>
+      </w:r>
+      <w:proofErr w:type="spellStart"/>
+      <w:r>
+        <w:rPr>
+          <w:rFonts w:ascii="Brill" w:hAnsi="Brill"/>
+          <w:lang w:val="es-ES"/>
+        </w:rPr>
+        <w:t>cria</w:t>
+      </w:r>
+      <w:proofErr w:type="spellEnd"/>
+      <w:r>
+        <w:rPr>
+          <w:rFonts w:ascii="Brill" w:hAnsi="Brill"/>
+          <w:lang w:val="es-ES"/>
+        </w:rPr>
+        <w:t xml:space="preserve"> dios dentro en ella la alma de non nada % segund la palabra que es </w:t>
+      </w:r>
+      <w:proofErr w:type="spellStart"/>
+      <w:r>
+        <w:rPr>
+          <w:rFonts w:ascii="Brill" w:hAnsi="Brill"/>
+          <w:lang w:val="es-ES"/>
+        </w:rPr>
+        <w:t>escripta</w:t>
+      </w:r>
+      <w:proofErr w:type="spellEnd"/>
+      <w:r>
+        <w:rPr>
+          <w:rFonts w:ascii="Brill" w:hAnsi="Brill"/>
+          <w:lang w:val="es-ES"/>
+        </w:rPr>
+        <w:t xml:space="preserve"> % </w:t>
+      </w:r>
+      <w:r>
+        <w:rPr>
+          <w:rFonts w:ascii="Brill" w:hAnsi="Brill"/>
+          <w:color w:val="E97132" w:themeColor="accent2"/>
+          <w:lang w:val="es-ES"/>
+        </w:rPr>
+        <w:t xml:space="preserve">In creando </w:t>
+      </w:r>
+      <w:proofErr w:type="spellStart"/>
+      <w:r>
+        <w:rPr>
+          <w:rFonts w:ascii="Brill" w:hAnsi="Brill"/>
+          <w:color w:val="E97132" w:themeColor="accent2"/>
+          <w:lang w:val="es-ES"/>
+        </w:rPr>
+        <w:t>infundit</w:t>
+      </w:r>
+      <w:proofErr w:type="spellEnd"/>
+      <w:r>
+        <w:rPr>
+          <w:rFonts w:ascii="Brill" w:hAnsi="Brill"/>
+          <w:color w:val="E97132" w:themeColor="accent2"/>
+          <w:lang w:val="es-ES"/>
+        </w:rPr>
+        <w:t xml:space="preserve"> et in </w:t>
+      </w:r>
+      <w:proofErr w:type="spellStart"/>
+      <w:r>
+        <w:rPr>
+          <w:rFonts w:ascii="Brill" w:hAnsi="Brill"/>
+          <w:color w:val="E97132" w:themeColor="accent2"/>
+          <w:lang w:val="es-ES"/>
+        </w:rPr>
+        <w:t>infundendo</w:t>
+      </w:r>
+      <w:proofErr w:type="spellEnd"/>
+      <w:r>
+        <w:rPr>
+          <w:rFonts w:ascii="Brill" w:hAnsi="Brill"/>
+          <w:color w:val="E97132" w:themeColor="accent2"/>
+          <w:lang w:val="es-ES"/>
+        </w:rPr>
+        <w:t xml:space="preserve"> </w:t>
+      </w:r>
+      <w:proofErr w:type="spellStart"/>
+      <w:r>
+        <w:rPr>
+          <w:rFonts w:ascii="Brill" w:hAnsi="Brill"/>
+          <w:color w:val="E97132" w:themeColor="accent2"/>
+          <w:lang w:val="es-ES"/>
+        </w:rPr>
+        <w:t>creavit</w:t>
+      </w:r>
+      <w:proofErr w:type="spellEnd"/>
+      <w:r>
+        <w:rPr>
+          <w:rFonts w:ascii="Brill" w:hAnsi="Brill"/>
+          <w:lang w:val="es-ES"/>
+        </w:rPr>
+        <w:t xml:space="preserve"> % quier dezir en ayuntamiento de la </w:t>
+      </w:r>
+      <w:r>
+        <w:rPr>
+          <w:rFonts w:ascii="Brill" w:hAnsi="Brill"/>
           <w:color w:val="FF0000"/>
           <w:lang w:val="es-ES"/>
         </w:rPr>
-        <w:t xml:space="preserve">19vb </w:t>
-      </w:r>
-      <w:r>
-        <w:rPr>
-          <w:lang w:val="es-ES"/>
-        </w:rPr>
-        <w:t xml:space="preserve">angeles ca d esta manera son en aver comienço e non han fin % asi son espiritos si non que los angeles son espiritus de entendimiento almas e espiritus de razon % ca mientre son las almas encerradas en los cuerpos de los ombres non son tan conplidas de entendimiento como lo son de espiritu quando </w:t>
-      </w:r>
-      <w:r>
-        <w:rPr>
-          <w:lang w:val="es-ES"/>
-        </w:rPr>
-        <w:t>son en la iglesia de dios en par de los angeles % la tercera cosa qu el tomo para si de las tres que vos he dicho es en fecho del ordenamiento del mundo que non quiso que lo otrie sopiese si non el que</w:t>
-      </w:r>
-      <w:r>
-        <w:rPr>
-          <w:lang w:val="es-ES"/>
-        </w:rPr>
-        <w:t xml:space="preserve"> las tenia guardadas en el seno suyo para el tienpo que </w:t>
-      </w:r>
-      <w:r>
-        <w:rPr>
-          <w:lang w:val="es-ES"/>
-        </w:rPr>
-        <w:t>las ha de mostrar por obra % bien como el dia del juizio que lo tovo guardado para si % e non quiso que santo nin otro ninguno que lo sopiese si non el mismo quando a de ser nin en que tienpo % pues aquella segunda cosa que te ya dixe d estas cosas qu el tovo para si de fazer las almas esto te faze el cada dia e cada ora qu el entiende que es mester e asi como la criatura es criada del vientre de su madre para aver vida cria dios dentro en ella la alma de non nada % segund la palabra</w:t>
-      </w:r>
-      <w:r>
-        <w:rPr>
-          <w:lang w:val="es-ES"/>
-        </w:rPr>
-        <w:t xml:space="preserve"> que es escripta % </w:t>
-      </w:r>
-      <w:r>
-        <w:rPr>
-          <w:color w:val="E97132" w:themeColor="accent2"/>
-          <w:lang w:val="es-ES"/>
-        </w:rPr>
-        <w:t>I</w:t>
-      </w:r>
-      <w:r>
-        <w:rPr>
-          <w:color w:val="E97132" w:themeColor="accent2"/>
-          <w:lang w:val="es-ES"/>
-        </w:rPr>
-        <w:t>n creando infundit et in infundendo creavit</w:t>
-      </w:r>
-      <w:r>
-        <w:rPr>
-          <w:lang w:val="es-ES"/>
-        </w:rPr>
-        <w:t xml:space="preserve"> % quier dezir en a</w:t>
-      </w:r>
-      <w:r>
-        <w:rPr>
-          <w:lang w:val="es-ES"/>
-        </w:rPr>
-        <w:t>y</w:t>
-      </w:r>
-      <w:r>
-        <w:rPr>
-          <w:lang w:val="es-ES"/>
-        </w:rPr>
-        <w:t xml:space="preserve">untamiento de la </w:t>
-      </w:r>
-      <w:r>
-        <w:rPr>
+        <w:t xml:space="preserve">20ra </w:t>
+      </w:r>
+      <w:r>
+        <w:rPr>
+          <w:rFonts w:ascii="Brill" w:hAnsi="Brill"/>
+          <w:lang w:val="es-ES"/>
+        </w:rPr>
+        <w:t xml:space="preserve">alma a la criatura en criando la </w:t>
+      </w:r>
+      <w:proofErr w:type="spellStart"/>
+      <w:r>
+        <w:rPr>
+          <w:rFonts w:ascii="Brill" w:hAnsi="Brill"/>
+          <w:lang w:val="es-ES"/>
+        </w:rPr>
+        <w:t>la</w:t>
+      </w:r>
+      <w:proofErr w:type="spellEnd"/>
+      <w:r>
+        <w:rPr>
+          <w:rFonts w:ascii="Brill" w:hAnsi="Brill"/>
+          <w:lang w:val="es-ES"/>
+        </w:rPr>
+        <w:t xml:space="preserve"> ayunta % e por ende mi </w:t>
+      </w:r>
+      <w:proofErr w:type="spellStart"/>
+      <w:r>
+        <w:rPr>
+          <w:rFonts w:ascii="Brill" w:hAnsi="Brill"/>
+          <w:lang w:val="es-ES"/>
+        </w:rPr>
+        <w:t>decipulo</w:t>
+      </w:r>
+      <w:proofErr w:type="spellEnd"/>
+      <w:r>
+        <w:rPr>
+          <w:rFonts w:ascii="Brill" w:hAnsi="Brill"/>
+          <w:lang w:val="es-ES"/>
+        </w:rPr>
+        <w:t xml:space="preserve"> sepas que un gran </w:t>
+      </w:r>
+      <w:proofErr w:type="spellStart"/>
+      <w:r>
+        <w:rPr>
+          <w:rFonts w:ascii="Brill" w:hAnsi="Brill"/>
+          <w:lang w:val="es-ES"/>
+        </w:rPr>
+        <w:t>tienpo</w:t>
+      </w:r>
+      <w:proofErr w:type="spellEnd"/>
+      <w:r>
+        <w:rPr>
+          <w:rFonts w:ascii="Brill" w:hAnsi="Brill"/>
+          <w:lang w:val="es-ES"/>
+        </w:rPr>
+        <w:t xml:space="preserve"> duro una gran seta de </w:t>
+      </w:r>
+      <w:proofErr w:type="spellStart"/>
+      <w:r>
+        <w:rPr>
+          <w:rFonts w:ascii="Brill" w:hAnsi="Brill"/>
+          <w:lang w:val="es-ES"/>
+        </w:rPr>
+        <w:t>heregia</w:t>
+      </w:r>
+      <w:proofErr w:type="spellEnd"/>
+      <w:r>
+        <w:rPr>
+          <w:rFonts w:ascii="Brill" w:hAnsi="Brill"/>
+          <w:lang w:val="es-ES"/>
+        </w:rPr>
+        <w:t xml:space="preserve"> por el mundo % la </w:t>
+      </w:r>
+      <w:proofErr w:type="spellStart"/>
+      <w:r>
+        <w:rPr>
+          <w:rFonts w:ascii="Brill" w:hAnsi="Brill"/>
+          <w:lang w:val="es-ES"/>
+        </w:rPr>
+        <w:t>qual</w:t>
+      </w:r>
+      <w:proofErr w:type="spellEnd"/>
+      <w:r>
+        <w:rPr>
+          <w:rFonts w:ascii="Brill" w:hAnsi="Brill"/>
+          <w:lang w:val="es-ES"/>
+        </w:rPr>
+        <w:t xml:space="preserve"> era esta que </w:t>
+      </w:r>
+      <w:proofErr w:type="spellStart"/>
+      <w:r>
+        <w:rPr>
+          <w:rFonts w:ascii="Brill" w:hAnsi="Brill"/>
+          <w:lang w:val="es-ES"/>
+        </w:rPr>
+        <w:t>creian</w:t>
+      </w:r>
+      <w:proofErr w:type="spellEnd"/>
+      <w:r>
+        <w:rPr>
+          <w:rFonts w:ascii="Brill" w:hAnsi="Brill"/>
+          <w:lang w:val="es-ES"/>
+        </w:rPr>
+        <w:t xml:space="preserve"> los ombres que salvo ende de primero que criara dios las primeras almas que </w:t>
+      </w:r>
+      <w:proofErr w:type="spellStart"/>
+      <w:r>
+        <w:rPr>
+          <w:rFonts w:ascii="Brill" w:hAnsi="Brill"/>
+          <w:lang w:val="es-ES"/>
+        </w:rPr>
+        <w:t>depues</w:t>
+      </w:r>
+      <w:proofErr w:type="spellEnd"/>
+      <w:r>
+        <w:rPr>
+          <w:rFonts w:ascii="Brill" w:hAnsi="Brill"/>
+          <w:lang w:val="es-ES"/>
+        </w:rPr>
+        <w:t xml:space="preserve"> non criara otras ningunas % </w:t>
+      </w:r>
+      <w:proofErr w:type="spellStart"/>
+      <w:r>
+        <w:rPr>
+          <w:rFonts w:ascii="Brill" w:hAnsi="Brill"/>
+          <w:lang w:val="es-ES"/>
+        </w:rPr>
+        <w:t>mas</w:t>
+      </w:r>
+      <w:proofErr w:type="spellEnd"/>
+      <w:r>
+        <w:rPr>
+          <w:rFonts w:ascii="Brill" w:hAnsi="Brill"/>
+          <w:lang w:val="es-ES"/>
+        </w:rPr>
+        <w:t xml:space="preserve"> que aquellas que </w:t>
+      </w:r>
+      <w:proofErr w:type="spellStart"/>
+      <w:r>
+        <w:rPr>
+          <w:rFonts w:ascii="Brill" w:hAnsi="Brill"/>
+          <w:lang w:val="es-ES"/>
+        </w:rPr>
+        <w:t>salian</w:t>
+      </w:r>
+      <w:proofErr w:type="spellEnd"/>
+      <w:r>
+        <w:rPr>
+          <w:rFonts w:ascii="Brill" w:hAnsi="Brill"/>
+          <w:lang w:val="es-ES"/>
+        </w:rPr>
+        <w:t xml:space="preserve"> de los cuerpos por muerte que las </w:t>
+      </w:r>
+      <w:proofErr w:type="spellStart"/>
+      <w:r>
+        <w:rPr>
+          <w:rFonts w:ascii="Brill" w:hAnsi="Brill"/>
+          <w:lang w:val="es-ES"/>
+        </w:rPr>
+        <w:t>metia</w:t>
+      </w:r>
+      <w:proofErr w:type="spellEnd"/>
+      <w:r>
+        <w:rPr>
+          <w:rFonts w:ascii="Brill" w:hAnsi="Brill"/>
+          <w:lang w:val="es-ES"/>
+        </w:rPr>
+        <w:t xml:space="preserve"> </w:t>
+      </w:r>
+      <w:proofErr w:type="spellStart"/>
+      <w:r>
+        <w:rPr>
+          <w:rFonts w:ascii="Brill" w:hAnsi="Brill"/>
+          <w:lang w:val="es-ES"/>
+        </w:rPr>
+        <w:t>depues</w:t>
+      </w:r>
+      <w:proofErr w:type="spellEnd"/>
+      <w:r>
+        <w:rPr>
+          <w:rFonts w:ascii="Brill" w:hAnsi="Brill"/>
+          <w:lang w:val="es-ES"/>
+        </w:rPr>
+        <w:t xml:space="preserve"> en otros vivos % quiero te dezir por que </w:t>
+      </w:r>
+      <w:proofErr w:type="spellStart"/>
+      <w:r>
+        <w:rPr>
+          <w:rFonts w:ascii="Brill" w:hAnsi="Brill"/>
+          <w:lang w:val="es-ES"/>
+        </w:rPr>
+        <w:t>razon</w:t>
+      </w:r>
+      <w:proofErr w:type="spellEnd"/>
+      <w:r>
+        <w:rPr>
+          <w:rFonts w:ascii="Brill" w:hAnsi="Brill"/>
+          <w:lang w:val="es-ES"/>
+        </w:rPr>
+        <w:t xml:space="preserve"> tu deves </w:t>
+      </w:r>
+      <w:proofErr w:type="spellStart"/>
+      <w:r>
+        <w:rPr>
+          <w:rFonts w:ascii="Brill" w:hAnsi="Brill"/>
+          <w:lang w:val="es-ES"/>
+        </w:rPr>
+        <w:t>asaber</w:t>
+      </w:r>
+      <w:proofErr w:type="spellEnd"/>
+      <w:r>
+        <w:rPr>
+          <w:rFonts w:ascii="Brill" w:hAnsi="Brill"/>
+          <w:lang w:val="es-ES"/>
+        </w:rPr>
+        <w:t xml:space="preserve"> que las almas que y </w:t>
+      </w:r>
+      <w:proofErr w:type="spellStart"/>
+      <w:r>
+        <w:rPr>
+          <w:rFonts w:ascii="Brill" w:hAnsi="Brill"/>
+          <w:lang w:val="es-ES"/>
+        </w:rPr>
+        <w:t>andodieron</w:t>
+      </w:r>
+      <w:proofErr w:type="spellEnd"/>
+      <w:r>
+        <w:rPr>
+          <w:rFonts w:ascii="Brill" w:hAnsi="Brill"/>
+          <w:lang w:val="es-ES"/>
+        </w:rPr>
+        <w:t xml:space="preserve"> encerradas en los cuerpos en que dios los crio % andando ellas en aquellos cuerpos los unos </w:t>
+      </w:r>
+      <w:proofErr w:type="spellStart"/>
+      <w:r>
+        <w:rPr>
+          <w:rFonts w:ascii="Brill" w:hAnsi="Brill"/>
+          <w:lang w:val="es-ES"/>
+        </w:rPr>
+        <w:t>fezioron</w:t>
+      </w:r>
+      <w:proofErr w:type="spellEnd"/>
+      <w:r>
+        <w:rPr>
+          <w:rFonts w:ascii="Brill" w:hAnsi="Brill"/>
+          <w:lang w:val="es-ES"/>
+        </w:rPr>
+        <w:t xml:space="preserve"> buenas obras e los otros malas pues que aquellas obras les da dios en el otro mundo a los que bien </w:t>
+      </w:r>
+      <w:proofErr w:type="spellStart"/>
+      <w:r>
+        <w:rPr>
+          <w:rFonts w:ascii="Brill" w:hAnsi="Brill"/>
+          <w:lang w:val="es-ES"/>
+        </w:rPr>
+        <w:t>fezioron</w:t>
+      </w:r>
+      <w:proofErr w:type="spellEnd"/>
+      <w:r>
+        <w:rPr>
+          <w:rFonts w:ascii="Brill" w:hAnsi="Brill"/>
+          <w:lang w:val="es-ES"/>
+        </w:rPr>
+        <w:t xml:space="preserve"> </w:t>
+      </w:r>
+      <w:proofErr w:type="spellStart"/>
+      <w:r>
+        <w:rPr>
+          <w:rFonts w:ascii="Brill" w:hAnsi="Brill"/>
+          <w:lang w:val="es-ES"/>
+        </w:rPr>
+        <w:t>galardon</w:t>
+      </w:r>
+      <w:proofErr w:type="spellEnd"/>
+      <w:r>
+        <w:rPr>
+          <w:rFonts w:ascii="Brill" w:hAnsi="Brill"/>
+          <w:lang w:val="es-ES"/>
+        </w:rPr>
+        <w:t xml:space="preserve"> de bien e a los otros mal </w:t>
+      </w:r>
+      <w:proofErr w:type="spellStart"/>
+      <w:r>
+        <w:rPr>
+          <w:rFonts w:ascii="Brill" w:hAnsi="Brill"/>
+          <w:lang w:val="es-ES"/>
+        </w:rPr>
+        <w:t>fezioron</w:t>
+      </w:r>
+      <w:proofErr w:type="spellEnd"/>
+      <w:r>
+        <w:rPr>
+          <w:rFonts w:ascii="Brill" w:hAnsi="Brill"/>
+          <w:lang w:val="es-ES"/>
+        </w:rPr>
+        <w:t xml:space="preserve"> </w:t>
+      </w:r>
+      <w:proofErr w:type="spellStart"/>
+      <w:r>
+        <w:rPr>
+          <w:rFonts w:ascii="Brill" w:hAnsi="Brill"/>
+          <w:lang w:val="es-ES"/>
+        </w:rPr>
+        <w:t>galardon</w:t>
+      </w:r>
+      <w:proofErr w:type="spellEnd"/>
+      <w:r>
+        <w:rPr>
+          <w:rFonts w:ascii="Brill" w:hAnsi="Brill"/>
+          <w:lang w:val="es-ES"/>
+        </w:rPr>
+        <w:t xml:space="preserve"> de pena % pues para mientes si una alma que </w:t>
+      </w:r>
+      <w:proofErr w:type="spellStart"/>
+      <w:r>
+        <w:rPr>
+          <w:rFonts w:ascii="Brill" w:hAnsi="Brill"/>
+          <w:lang w:val="es-ES"/>
+        </w:rPr>
+        <w:t>andudo</w:t>
+      </w:r>
+      <w:proofErr w:type="spellEnd"/>
+      <w:r>
+        <w:rPr>
+          <w:rFonts w:ascii="Brill" w:hAnsi="Brill"/>
+          <w:lang w:val="es-ES"/>
+        </w:rPr>
+        <w:t xml:space="preserve"> en un cuerpo santo e bono que todo su </w:t>
+      </w:r>
+      <w:proofErr w:type="spellStart"/>
+      <w:r>
+        <w:rPr>
+          <w:rFonts w:ascii="Brill" w:hAnsi="Brill"/>
+          <w:lang w:val="es-ES"/>
+        </w:rPr>
+        <w:t>tienpo</w:t>
+      </w:r>
+      <w:proofErr w:type="spellEnd"/>
+      <w:r>
+        <w:rPr>
+          <w:rFonts w:ascii="Brill" w:hAnsi="Brill"/>
+          <w:lang w:val="es-ES"/>
+        </w:rPr>
+        <w:t xml:space="preserve"> despendio en </w:t>
+      </w:r>
+      <w:r>
+        <w:rPr>
+          <w:rFonts w:ascii="Brill" w:hAnsi="Brill"/>
+          <w:lang w:val="es-ES"/>
+        </w:rPr>
+        <w:lastRenderedPageBreak/>
+        <w:t xml:space="preserve">servicio de dios e en buenas obras </w:t>
+      </w:r>
+      <w:proofErr w:type="spellStart"/>
+      <w:r>
+        <w:rPr>
+          <w:rFonts w:ascii="Brill" w:hAnsi="Brill"/>
+          <w:lang w:val="es-ES"/>
+        </w:rPr>
+        <w:t>marteriando</w:t>
+      </w:r>
+      <w:proofErr w:type="spellEnd"/>
+      <w:r>
+        <w:rPr>
+          <w:rFonts w:ascii="Brill" w:hAnsi="Brill"/>
+          <w:lang w:val="es-ES"/>
+        </w:rPr>
+        <w:t xml:space="preserve"> su carne e despreciando la </w:t>
+      </w:r>
+      <w:proofErr w:type="spellStart"/>
+      <w:r>
+        <w:rPr>
+          <w:rFonts w:ascii="Brill" w:hAnsi="Brill"/>
+          <w:lang w:val="es-ES"/>
+        </w:rPr>
+        <w:t>por tal</w:t>
+      </w:r>
+      <w:proofErr w:type="spellEnd"/>
+      <w:r>
+        <w:rPr>
+          <w:rFonts w:ascii="Brill" w:hAnsi="Brill"/>
+          <w:lang w:val="es-ES"/>
+        </w:rPr>
+        <w:t xml:space="preserve"> de salvar su alma % pues tal alma como esta </w:t>
+      </w:r>
+      <w:proofErr w:type="spellStart"/>
+      <w:r>
+        <w:rPr>
+          <w:rFonts w:ascii="Brill" w:hAnsi="Brill"/>
+          <w:lang w:val="es-ES"/>
+        </w:rPr>
+        <w:t>quando</w:t>
+      </w:r>
+      <w:proofErr w:type="spellEnd"/>
+      <w:r>
+        <w:rPr>
+          <w:rFonts w:ascii="Brill" w:hAnsi="Brill"/>
+          <w:lang w:val="es-ES"/>
+        </w:rPr>
+        <w:t xml:space="preserve"> </w:t>
+      </w:r>
+      <w:proofErr w:type="spellStart"/>
+      <w:r>
+        <w:rPr>
+          <w:rFonts w:ascii="Brill" w:hAnsi="Brill"/>
+          <w:lang w:val="es-ES"/>
+        </w:rPr>
+        <w:t>venier</w:t>
+      </w:r>
+      <w:proofErr w:type="spellEnd"/>
+      <w:r>
+        <w:rPr>
+          <w:rFonts w:ascii="Brill" w:hAnsi="Brill"/>
+          <w:lang w:val="es-ES"/>
+        </w:rPr>
+        <w:t xml:space="preserve"> al </w:t>
+      </w:r>
+      <w:proofErr w:type="spellStart"/>
+      <w:r>
+        <w:rPr>
+          <w:rFonts w:ascii="Brill" w:hAnsi="Brill"/>
+          <w:lang w:val="es-ES"/>
+        </w:rPr>
+        <w:t>tienpo</w:t>
+      </w:r>
+      <w:proofErr w:type="spellEnd"/>
+      <w:r>
+        <w:rPr>
+          <w:rFonts w:ascii="Brill" w:hAnsi="Brill"/>
+          <w:lang w:val="es-ES"/>
+        </w:rPr>
+        <w:t xml:space="preserve"> de su finamiento a salir de la </w:t>
+      </w:r>
+      <w:proofErr w:type="spellStart"/>
+      <w:r>
+        <w:rPr>
+          <w:rFonts w:ascii="Brill" w:hAnsi="Brill"/>
+          <w:lang w:val="es-ES"/>
+        </w:rPr>
+        <w:t>presion</w:t>
+      </w:r>
+      <w:proofErr w:type="spellEnd"/>
+      <w:r>
+        <w:rPr>
+          <w:rFonts w:ascii="Brill" w:hAnsi="Brill"/>
+          <w:lang w:val="es-ES"/>
+        </w:rPr>
+        <w:t xml:space="preserve"> de aquel cuerpo en que andava e la dios quiso levar para si por le dar bon </w:t>
+      </w:r>
+      <w:proofErr w:type="spellStart"/>
+      <w:r>
+        <w:rPr>
+          <w:rFonts w:ascii="Brill" w:hAnsi="Brill"/>
+          <w:lang w:val="es-ES"/>
+        </w:rPr>
+        <w:t>galardon</w:t>
+      </w:r>
+      <w:proofErr w:type="spellEnd"/>
+      <w:r>
+        <w:rPr>
+          <w:rFonts w:ascii="Brill" w:hAnsi="Brill"/>
+          <w:lang w:val="es-ES"/>
+        </w:rPr>
+        <w:t xml:space="preserve"> en el otro mundo % e si aquella alma fuese </w:t>
+      </w:r>
+      <w:proofErr w:type="spellStart"/>
+      <w:r>
+        <w:rPr>
+          <w:rFonts w:ascii="Brill" w:hAnsi="Brill"/>
+          <w:lang w:val="es-ES"/>
+        </w:rPr>
+        <w:t>depues</w:t>
+      </w:r>
+      <w:proofErr w:type="spellEnd"/>
+      <w:r>
+        <w:rPr>
+          <w:rFonts w:ascii="Brill" w:hAnsi="Brill"/>
+          <w:lang w:val="es-ES"/>
+        </w:rPr>
+        <w:t xml:space="preserve"> tornada a otro cuerpo o aquel cuerpo fuese pecador e obrase de malas obras ya todo el bien que esta alma </w:t>
+      </w:r>
+      <w:proofErr w:type="spellStart"/>
+      <w:r>
+        <w:rPr>
+          <w:rFonts w:ascii="Brill" w:hAnsi="Brill"/>
+          <w:lang w:val="es-ES"/>
+        </w:rPr>
+        <w:t>avia</w:t>
+      </w:r>
+      <w:proofErr w:type="spellEnd"/>
+      <w:r>
+        <w:rPr>
+          <w:rFonts w:ascii="Brill" w:hAnsi="Brill"/>
+          <w:lang w:val="es-ES"/>
+        </w:rPr>
+        <w:t xml:space="preserve"> fecho en el cuerpo primero </w:t>
+      </w:r>
+      <w:r>
+        <w:rPr>
+          <w:rFonts w:ascii="Brill" w:hAnsi="Brill"/>
           <w:color w:val="FF0000"/>
           <w:lang w:val="es-ES"/>
         </w:rPr>
-        <w:t xml:space="preserve">20ra </w:t>
-      </w:r>
-      <w:r>
-        <w:rPr>
-          <w:lang w:val="es-ES"/>
-        </w:rPr>
-        <w:t xml:space="preserve">alma a la criatura en criando la la ayunta % e por ende mi decipulo sepas que un gran tienpo duro una gran seta de heregia por el mundo % la qual era esta que creian los ombres que salvo ende de primero que criara dios las primeras almas que depues non criara otras ningunas % mas que aquellas que salian de los cuerpos por muerte que las metia depues en otros vivos % quiero te dezir por que razon tu deves asaber que las almas que y andodieron encerradas en los cuerpos en que dios los crio </w:t>
-      </w:r>
-      <w:r>
-        <w:rPr>
-          <w:lang w:val="es-ES"/>
-        </w:rPr>
-        <w:t>% andando ellas en aquellos cuerpos los unos fezioron buenas obras e los otros malas pues que aquellas obras les da dios en el otro mundo a los que bien fezioron galardon de bien e a los otros mal fezioron galardon de pena % pues para mientes si una alma que andudo en un cuerpo santo e bono</w:t>
-      </w:r>
-      <w:r>
-        <w:rPr>
-          <w:lang w:val="es-ES"/>
-        </w:rPr>
-        <w:t xml:space="preserve"> que todo su tienpo despendio en servicio de dios e en buenas obras marteriando su carne e despreciando la por tal de salvar su alma % pues tal alma como esta quando venier al tienpo de su finamiento a salir de la presion de aquel cuerpo en que andava e la dios quiso levar para si por le dar bon galardon en el otro mundo % e si aquella alma fuese depues tornada a otro cuerpo o aquel cuerpo fuese pecador e obrase de malas obras ya todo el bien que esta alma avia fecho en el cuerpo primero </w:t>
-      </w:r>
-      <w:r>
-        <w:rPr>
+        <w:t xml:space="preserve">20rb </w:t>
+      </w:r>
+      <w:r>
+        <w:rPr>
+          <w:rFonts w:ascii="Brill" w:hAnsi="Brill"/>
+          <w:lang w:val="es-ES"/>
+        </w:rPr>
+        <w:t xml:space="preserve">todo seria perdido % otro si a lo contrario d esto si una alma obrase mal en un cuerpo en que </w:t>
+      </w:r>
+      <w:proofErr w:type="spellStart"/>
+      <w:r>
+        <w:rPr>
+          <w:rFonts w:ascii="Brill" w:hAnsi="Brill"/>
+          <w:lang w:val="es-ES"/>
+        </w:rPr>
+        <w:t>andodiese</w:t>
+      </w:r>
+      <w:proofErr w:type="spellEnd"/>
+      <w:r>
+        <w:rPr>
+          <w:rFonts w:ascii="Brill" w:hAnsi="Brill"/>
+          <w:lang w:val="es-ES"/>
+        </w:rPr>
+        <w:t xml:space="preserve"> en este mundo en tal de le dar dios </w:t>
+      </w:r>
+      <w:proofErr w:type="spellStart"/>
+      <w:r>
+        <w:rPr>
+          <w:rFonts w:ascii="Brill" w:hAnsi="Brill"/>
+          <w:lang w:val="es-ES"/>
+        </w:rPr>
+        <w:t>galardon</w:t>
+      </w:r>
+      <w:proofErr w:type="spellEnd"/>
+      <w:r>
+        <w:rPr>
+          <w:rFonts w:ascii="Brill" w:hAnsi="Brill"/>
+          <w:lang w:val="es-ES"/>
+        </w:rPr>
+        <w:t xml:space="preserve"> de su mal que ella merece en el otro mundo </w:t>
+      </w:r>
+      <w:proofErr w:type="spellStart"/>
+      <w:r>
+        <w:rPr>
+          <w:rFonts w:ascii="Brill" w:hAnsi="Brill"/>
+          <w:lang w:val="es-ES"/>
+        </w:rPr>
+        <w:t>e</w:t>
+      </w:r>
+      <w:proofErr w:type="spellEnd"/>
+      <w:r>
+        <w:rPr>
+          <w:rFonts w:ascii="Brill" w:hAnsi="Brill"/>
+          <w:lang w:val="es-ES"/>
+        </w:rPr>
+        <w:t xml:space="preserve"> la fuese dios meter en un cuerpo de un santo ombre % e si esto </w:t>
+      </w:r>
+      <w:proofErr w:type="spellStart"/>
+      <w:r>
+        <w:rPr>
+          <w:rFonts w:ascii="Brill" w:hAnsi="Brill"/>
+          <w:lang w:val="es-ES"/>
+        </w:rPr>
+        <w:t>asi</w:t>
+      </w:r>
+      <w:proofErr w:type="spellEnd"/>
+      <w:r>
+        <w:rPr>
+          <w:rFonts w:ascii="Brill" w:hAnsi="Brill"/>
+          <w:lang w:val="es-ES"/>
+        </w:rPr>
+        <w:t xml:space="preserve"> fuese luego la justicia seria menguada e la </w:t>
+      </w:r>
+      <w:proofErr w:type="spellStart"/>
+      <w:r>
+        <w:rPr>
+          <w:rFonts w:ascii="Brill" w:hAnsi="Brill"/>
+          <w:lang w:val="es-ES"/>
+        </w:rPr>
+        <w:t>esperarça</w:t>
+      </w:r>
+      <w:proofErr w:type="spellEnd"/>
+      <w:r>
+        <w:rPr>
+          <w:rFonts w:ascii="Brill" w:hAnsi="Brill"/>
+          <w:lang w:val="es-ES"/>
+        </w:rPr>
+        <w:t xml:space="preserve"> de los bienes seria vana e non </w:t>
+      </w:r>
+      <w:proofErr w:type="spellStart"/>
+      <w:r>
+        <w:rPr>
+          <w:rFonts w:ascii="Brill" w:hAnsi="Brill"/>
+          <w:lang w:val="es-ES"/>
+        </w:rPr>
+        <w:t>valdria</w:t>
+      </w:r>
+      <w:proofErr w:type="spellEnd"/>
+      <w:r>
+        <w:rPr>
+          <w:rFonts w:ascii="Brill" w:hAnsi="Brill"/>
+          <w:lang w:val="es-ES"/>
+        </w:rPr>
+        <w:t xml:space="preserve"> nada </w:t>
+      </w:r>
+      <w:proofErr w:type="spellStart"/>
+      <w:r>
+        <w:rPr>
+          <w:rFonts w:ascii="Brill" w:hAnsi="Brill"/>
+          <w:lang w:val="es-ES"/>
+        </w:rPr>
+        <w:t>e</w:t>
+      </w:r>
+      <w:proofErr w:type="spellEnd"/>
+      <w:r>
+        <w:rPr>
+          <w:rFonts w:ascii="Brill" w:hAnsi="Brill"/>
+          <w:lang w:val="es-ES"/>
+        </w:rPr>
+        <w:t xml:space="preserve"> la </w:t>
+      </w:r>
+      <w:proofErr w:type="spellStart"/>
+      <w:r>
+        <w:rPr>
+          <w:rFonts w:ascii="Brill" w:hAnsi="Brill"/>
+          <w:lang w:val="es-ES"/>
+        </w:rPr>
+        <w:t>maldat</w:t>
+      </w:r>
+      <w:proofErr w:type="spellEnd"/>
+      <w:r>
+        <w:rPr>
+          <w:rFonts w:ascii="Brill" w:hAnsi="Brill"/>
+          <w:lang w:val="es-ES"/>
+        </w:rPr>
+        <w:t xml:space="preserve"> de los malos </w:t>
+      </w:r>
+      <w:proofErr w:type="spellStart"/>
+      <w:r>
+        <w:rPr>
+          <w:rFonts w:ascii="Brill" w:hAnsi="Brill"/>
+          <w:lang w:val="es-ES"/>
+        </w:rPr>
+        <w:t>pujaria</w:t>
+      </w:r>
+      <w:proofErr w:type="spellEnd"/>
+      <w:r>
+        <w:rPr>
+          <w:rFonts w:ascii="Brill" w:hAnsi="Brill"/>
+          <w:lang w:val="es-ES"/>
+        </w:rPr>
+        <w:t xml:space="preserve"> sobre la </w:t>
+      </w:r>
+      <w:proofErr w:type="spellStart"/>
+      <w:r>
+        <w:rPr>
+          <w:rFonts w:ascii="Brill" w:hAnsi="Brill"/>
+          <w:lang w:val="es-ES"/>
+        </w:rPr>
+        <w:t>bondat</w:t>
+      </w:r>
+      <w:proofErr w:type="spellEnd"/>
+      <w:r>
+        <w:rPr>
+          <w:rFonts w:ascii="Brill" w:hAnsi="Brill"/>
+          <w:lang w:val="es-ES"/>
+        </w:rPr>
+        <w:t xml:space="preserve"> % e non </w:t>
+      </w:r>
+      <w:proofErr w:type="spellStart"/>
+      <w:r>
+        <w:rPr>
+          <w:rFonts w:ascii="Brill" w:hAnsi="Brill"/>
+          <w:lang w:val="es-ES"/>
+        </w:rPr>
+        <w:t>averia</w:t>
+      </w:r>
+      <w:proofErr w:type="spellEnd"/>
+      <w:r>
+        <w:rPr>
+          <w:rFonts w:ascii="Brill" w:hAnsi="Brill"/>
+          <w:lang w:val="es-ES"/>
+        </w:rPr>
+        <w:t xml:space="preserve"> la </w:t>
+      </w:r>
+      <w:proofErr w:type="spellStart"/>
+      <w:r>
+        <w:rPr>
+          <w:rFonts w:ascii="Brill" w:hAnsi="Brill"/>
+          <w:lang w:val="es-ES"/>
+        </w:rPr>
+        <w:t>maldat</w:t>
+      </w:r>
+      <w:proofErr w:type="spellEnd"/>
+      <w:r>
+        <w:rPr>
+          <w:rFonts w:ascii="Brill" w:hAnsi="Brill"/>
+          <w:lang w:val="es-ES"/>
+        </w:rPr>
+        <w:t xml:space="preserve"> freno en si e non </w:t>
+      </w:r>
+      <w:proofErr w:type="spellStart"/>
+      <w:r>
+        <w:rPr>
+          <w:rFonts w:ascii="Brill" w:hAnsi="Brill"/>
+          <w:lang w:val="es-ES"/>
+        </w:rPr>
+        <w:t>averia</w:t>
+      </w:r>
+      <w:proofErr w:type="spellEnd"/>
+      <w:r>
+        <w:rPr>
+          <w:rFonts w:ascii="Brill" w:hAnsi="Brill"/>
+          <w:lang w:val="es-ES"/>
+        </w:rPr>
+        <w:t xml:space="preserve"> y juizio de dios % e </w:t>
+      </w:r>
+      <w:proofErr w:type="spellStart"/>
+      <w:r>
+        <w:rPr>
+          <w:rFonts w:ascii="Brill" w:hAnsi="Brill"/>
+          <w:lang w:val="es-ES"/>
+        </w:rPr>
+        <w:t>quando</w:t>
+      </w:r>
+      <w:proofErr w:type="spellEnd"/>
+      <w:r>
+        <w:rPr>
+          <w:rFonts w:ascii="Brill" w:hAnsi="Brill"/>
+          <w:lang w:val="es-ES"/>
+        </w:rPr>
+        <w:t xml:space="preserve"> el su juizio y non oviese non seria el </w:t>
+      </w:r>
+      <w:proofErr w:type="spellStart"/>
+      <w:r>
+        <w:rPr>
+          <w:rFonts w:ascii="Brill" w:hAnsi="Brill"/>
+          <w:lang w:val="es-ES"/>
+        </w:rPr>
+        <w:t>juiz</w:t>
+      </w:r>
+      <w:proofErr w:type="spellEnd"/>
+      <w:r>
+        <w:rPr>
+          <w:rFonts w:ascii="Brill" w:hAnsi="Brill"/>
+          <w:lang w:val="es-ES"/>
+        </w:rPr>
+        <w:t xml:space="preserve"> nin señor nin poderoso sobre todas las cosas % otro si para mientes a otra </w:t>
+      </w:r>
+      <w:proofErr w:type="spellStart"/>
+      <w:r>
+        <w:rPr>
+          <w:rFonts w:ascii="Brill" w:hAnsi="Brill"/>
+          <w:lang w:val="es-ES"/>
+        </w:rPr>
+        <w:t>razon</w:t>
+      </w:r>
+      <w:proofErr w:type="spellEnd"/>
+      <w:r>
+        <w:rPr>
+          <w:rFonts w:ascii="Brill" w:hAnsi="Brill"/>
+          <w:lang w:val="es-ES"/>
+        </w:rPr>
+        <w:t xml:space="preserve"> que te </w:t>
+      </w:r>
+      <w:proofErr w:type="spellStart"/>
+      <w:r>
+        <w:rPr>
+          <w:rFonts w:ascii="Brill" w:hAnsi="Brill"/>
+          <w:lang w:val="es-ES"/>
+        </w:rPr>
+        <w:t>dire</w:t>
+      </w:r>
+      <w:proofErr w:type="spellEnd"/>
+      <w:r>
+        <w:rPr>
+          <w:rFonts w:ascii="Brill" w:hAnsi="Brill"/>
+          <w:lang w:val="es-ES"/>
+        </w:rPr>
+        <w:t xml:space="preserve"> de las almas que bien obraron en los cuerpos </w:t>
+      </w:r>
+      <w:proofErr w:type="spellStart"/>
+      <w:r>
+        <w:rPr>
+          <w:rFonts w:ascii="Brill" w:hAnsi="Brill"/>
+          <w:lang w:val="es-ES"/>
+        </w:rPr>
+        <w:t>santamiente</w:t>
+      </w:r>
+      <w:proofErr w:type="spellEnd"/>
+      <w:r>
+        <w:rPr>
+          <w:rFonts w:ascii="Brill" w:hAnsi="Brill"/>
+          <w:lang w:val="es-ES"/>
+        </w:rPr>
+        <w:t xml:space="preserve"> tan husadas son aquella </w:t>
+      </w:r>
+      <w:proofErr w:type="spellStart"/>
+      <w:r>
+        <w:rPr>
+          <w:rFonts w:ascii="Brill" w:hAnsi="Brill"/>
+          <w:lang w:val="es-ES"/>
+        </w:rPr>
+        <w:t>bondat</w:t>
+      </w:r>
+      <w:proofErr w:type="spellEnd"/>
+      <w:r>
+        <w:rPr>
+          <w:rFonts w:ascii="Brill" w:hAnsi="Brill"/>
+          <w:lang w:val="es-ES"/>
+        </w:rPr>
+        <w:t xml:space="preserve"> e aquella </w:t>
+      </w:r>
+      <w:proofErr w:type="spellStart"/>
+      <w:r>
+        <w:rPr>
+          <w:rFonts w:ascii="Brill" w:hAnsi="Brill"/>
+          <w:lang w:val="es-ES"/>
+        </w:rPr>
+        <w:t>santidat</w:t>
+      </w:r>
+      <w:proofErr w:type="spellEnd"/>
+      <w:r>
+        <w:rPr>
+          <w:rFonts w:ascii="Brill" w:hAnsi="Brill"/>
+          <w:lang w:val="es-ES"/>
+        </w:rPr>
+        <w:t xml:space="preserve"> que si en otros cuerpos las metiesen de nuevo tornar las </w:t>
+      </w:r>
+      <w:proofErr w:type="spellStart"/>
+      <w:r>
+        <w:rPr>
+          <w:rFonts w:ascii="Brill" w:hAnsi="Brill"/>
+          <w:lang w:val="es-ES"/>
+        </w:rPr>
+        <w:t>ia</w:t>
+      </w:r>
+      <w:proofErr w:type="spellEnd"/>
+      <w:r>
+        <w:rPr>
+          <w:rFonts w:ascii="Brill" w:hAnsi="Brill"/>
+          <w:lang w:val="es-ES"/>
+        </w:rPr>
+        <w:t xml:space="preserve"> a su </w:t>
+      </w:r>
+      <w:proofErr w:type="spellStart"/>
+      <w:r>
+        <w:rPr>
+          <w:rFonts w:ascii="Brill" w:hAnsi="Brill"/>
+          <w:lang w:val="es-ES"/>
+        </w:rPr>
+        <w:t>bondat</w:t>
+      </w:r>
+      <w:proofErr w:type="spellEnd"/>
+      <w:r>
+        <w:rPr>
+          <w:rFonts w:ascii="Brill" w:hAnsi="Brill"/>
+          <w:lang w:val="es-ES"/>
+        </w:rPr>
+        <w:t xml:space="preserve"> </w:t>
+      </w:r>
+      <w:proofErr w:type="spellStart"/>
+      <w:r>
+        <w:rPr>
+          <w:rFonts w:ascii="Brill" w:hAnsi="Brill"/>
+          <w:lang w:val="es-ES"/>
+        </w:rPr>
+        <w:t>asi</w:t>
+      </w:r>
+      <w:proofErr w:type="spellEnd"/>
+      <w:r>
+        <w:rPr>
+          <w:rFonts w:ascii="Brill" w:hAnsi="Brill"/>
+          <w:lang w:val="es-ES"/>
+        </w:rPr>
+        <w:t xml:space="preserve"> como </w:t>
+      </w:r>
+      <w:proofErr w:type="spellStart"/>
+      <w:r>
+        <w:rPr>
+          <w:rFonts w:ascii="Brill" w:hAnsi="Brill"/>
+          <w:lang w:val="es-ES"/>
+        </w:rPr>
+        <w:t>fezioron</w:t>
+      </w:r>
+      <w:proofErr w:type="spellEnd"/>
+      <w:r>
+        <w:rPr>
+          <w:rFonts w:ascii="Brill" w:hAnsi="Brill"/>
+          <w:lang w:val="es-ES"/>
+        </w:rPr>
+        <w:t xml:space="preserve"> los primeros % pues si ellos fuesen santas todos los cuerpos serian santos con ellas e a esta guisa non </w:t>
+      </w:r>
+      <w:proofErr w:type="spellStart"/>
+      <w:r>
+        <w:rPr>
+          <w:rFonts w:ascii="Brill" w:hAnsi="Brill"/>
+          <w:lang w:val="es-ES"/>
+        </w:rPr>
+        <w:t>averia</w:t>
+      </w:r>
+      <w:proofErr w:type="spellEnd"/>
+      <w:r>
+        <w:rPr>
+          <w:rFonts w:ascii="Brill" w:hAnsi="Brill"/>
+          <w:lang w:val="es-ES"/>
+        </w:rPr>
+        <w:t xml:space="preserve"> alma pecadora ninguna % otro si las que mal obraron en los cuerpos primeros e fueron pecadoras en que </w:t>
+      </w:r>
+      <w:proofErr w:type="spellStart"/>
+      <w:r>
+        <w:rPr>
+          <w:rFonts w:ascii="Brill" w:hAnsi="Brill"/>
+          <w:lang w:val="es-ES"/>
+        </w:rPr>
+        <w:t>andodieron</w:t>
+      </w:r>
+      <w:proofErr w:type="spellEnd"/>
+      <w:r>
+        <w:rPr>
+          <w:rFonts w:ascii="Brill" w:hAnsi="Brill"/>
+          <w:lang w:val="es-ES"/>
+        </w:rPr>
+        <w:t xml:space="preserve"> tan sueltas e tan husadas son en sus pecados que todos los otros cuerpos en entrasen que todos los cuerpos </w:t>
+      </w:r>
+      <w:proofErr w:type="spellStart"/>
+      <w:r>
+        <w:rPr>
+          <w:rFonts w:ascii="Brill" w:hAnsi="Brill"/>
+          <w:lang w:val="es-ES"/>
+        </w:rPr>
+        <w:t>dañarian</w:t>
+      </w:r>
+      <w:proofErr w:type="spellEnd"/>
+      <w:r>
+        <w:rPr>
+          <w:rFonts w:ascii="Brill" w:hAnsi="Brill"/>
+          <w:lang w:val="es-ES"/>
+        </w:rPr>
+        <w:t xml:space="preserve"> e </w:t>
+      </w:r>
+      <w:proofErr w:type="spellStart"/>
+      <w:r>
+        <w:rPr>
+          <w:rFonts w:ascii="Brill" w:hAnsi="Brill"/>
+          <w:lang w:val="es-ES"/>
+        </w:rPr>
+        <w:t>tornarian</w:t>
+      </w:r>
+      <w:proofErr w:type="spellEnd"/>
+      <w:r>
+        <w:rPr>
+          <w:rFonts w:ascii="Brill" w:hAnsi="Brill"/>
+          <w:lang w:val="es-ES"/>
+        </w:rPr>
+        <w:t xml:space="preserve"> a las sus malas obras bien </w:t>
+      </w:r>
+      <w:proofErr w:type="spellStart"/>
+      <w:r>
+        <w:rPr>
+          <w:rFonts w:ascii="Brill" w:hAnsi="Brill"/>
+          <w:lang w:val="es-ES"/>
+        </w:rPr>
+        <w:t>asi</w:t>
+      </w:r>
+      <w:proofErr w:type="spellEnd"/>
+      <w:r>
+        <w:rPr>
+          <w:rFonts w:ascii="Brill" w:hAnsi="Brill"/>
+          <w:lang w:val="es-ES"/>
+        </w:rPr>
+        <w:t xml:space="preserve"> como </w:t>
+      </w:r>
+      <w:proofErr w:type="spellStart"/>
+      <w:r>
+        <w:rPr>
+          <w:rFonts w:ascii="Brill" w:hAnsi="Brill"/>
+          <w:lang w:val="es-ES"/>
+        </w:rPr>
+        <w:t>fezioron</w:t>
+      </w:r>
+      <w:proofErr w:type="spellEnd"/>
+      <w:r>
+        <w:rPr>
+          <w:rFonts w:ascii="Brill" w:hAnsi="Brill"/>
+          <w:lang w:val="es-ES"/>
+        </w:rPr>
+        <w:t xml:space="preserve"> los primeros % e </w:t>
+      </w:r>
+      <w:proofErr w:type="spellStart"/>
+      <w:r>
+        <w:rPr>
+          <w:rFonts w:ascii="Brill" w:hAnsi="Brill"/>
+          <w:lang w:val="es-ES"/>
+        </w:rPr>
+        <w:t>aun</w:t>
+      </w:r>
+      <w:proofErr w:type="spellEnd"/>
+      <w:r>
+        <w:rPr>
+          <w:rFonts w:ascii="Brill" w:hAnsi="Brill"/>
+          <w:lang w:val="es-ES"/>
+        </w:rPr>
+        <w:t xml:space="preserve"> peor en esta manera non se </w:t>
+      </w:r>
+      <w:proofErr w:type="spellStart"/>
+      <w:r>
+        <w:rPr>
+          <w:rFonts w:ascii="Brill" w:hAnsi="Brill"/>
+          <w:lang w:val="es-ES"/>
+        </w:rPr>
+        <w:t>salvaria</w:t>
+      </w:r>
+      <w:proofErr w:type="spellEnd"/>
+      <w:r>
+        <w:rPr>
+          <w:rFonts w:ascii="Brill" w:hAnsi="Brill"/>
+          <w:lang w:val="es-ES"/>
+        </w:rPr>
+        <w:t xml:space="preserve"> ninguna alma % otro si </w:t>
+      </w:r>
+      <w:proofErr w:type="spellStart"/>
+      <w:r>
+        <w:rPr>
+          <w:rFonts w:ascii="Brill" w:hAnsi="Brill"/>
+          <w:lang w:val="es-ES"/>
+        </w:rPr>
+        <w:t>si</w:t>
+      </w:r>
+      <w:proofErr w:type="spellEnd"/>
+      <w:r>
+        <w:rPr>
+          <w:rFonts w:ascii="Brill" w:hAnsi="Brill"/>
+          <w:lang w:val="es-ES"/>
+        </w:rPr>
+        <w:t xml:space="preserve"> las primeras almas fueron </w:t>
+      </w:r>
+      <w:proofErr w:type="spellStart"/>
+      <w:r>
+        <w:rPr>
+          <w:rFonts w:ascii="Brill" w:hAnsi="Brill"/>
+          <w:lang w:val="es-ES"/>
+        </w:rPr>
+        <w:t>conplidas</w:t>
+      </w:r>
+      <w:proofErr w:type="spellEnd"/>
+      <w:r>
+        <w:rPr>
+          <w:rFonts w:ascii="Brill" w:hAnsi="Brill"/>
+          <w:lang w:val="es-ES"/>
+        </w:rPr>
+        <w:t xml:space="preserve"> </w:t>
+      </w:r>
+      <w:r>
+        <w:rPr>
+          <w:rFonts w:ascii="Brill" w:hAnsi="Brill"/>
           <w:color w:val="FF0000"/>
           <w:lang w:val="es-ES"/>
         </w:rPr>
-        <w:t xml:space="preserve">20rb </w:t>
-      </w:r>
-      <w:r>
-        <w:rPr>
-          <w:lang w:val="es-ES"/>
-        </w:rPr>
-        <w:t xml:space="preserve">todo seria perdido % otro si a lo </w:t>
-      </w:r>
-      <w:r>
-        <w:rPr>
-          <w:lang w:val="es-ES"/>
-        </w:rPr>
-        <w:lastRenderedPageBreak/>
-        <w:t xml:space="preserve">contrario d esto si una alma obrase mal en un cuerpo en que andodiese en este mundo en tal de le dar dios galardon de su mal que ella merece en el otro mundo e la fuese dios meter en un cuerpo de un santo ombre % e si esto asi fuese luego la justicia seria menguada e la esperarça de los bienes seria vana e non valdria nada e la maldat de los malos pujaria sobre la bondat % e non averia la maldat freno en si e non averia y juizio de dios % e quando el su juizio y non oviese non seria el juiz nin señor nin poderoso sobre todas las cosas % otro si para mientes a otra razon que te dire de las almas que bien obraron en los cuerpos santamiente tan husadas son aquella bondat e aquella santidat que si en otros </w:t>
-      </w:r>
-      <w:r>
-        <w:rPr>
-          <w:lang w:val="es-ES"/>
-        </w:rPr>
-        <w:t xml:space="preserve">cuerpos las metiesen de nuevo tornar las ia a su bondat asi como fezioron los primeros % pues si </w:t>
-      </w:r>
-      <w:r>
-        <w:rPr>
-          <w:lang w:val="es-ES"/>
-        </w:rPr>
-        <w:t>ellos fuesen santas todos los cuerpos serian santos con ellas e a esta guisa non averia alma pecadora ninguna % otro si las que mal obraron en los cuerpos primeros e fueron pecadoras en que andodieron tan sueltas e tan husadas son en sus pecados que todos los otros cuerpos en entrasen que todos los cuerpos dañarian e tornarian a las sus malas obras bien asi como fezioron los</w:t>
-      </w:r>
-      <w:r>
-        <w:rPr>
-          <w:lang w:val="es-ES"/>
-        </w:rPr>
-        <w:t xml:space="preserve"> primeros % e aun peor en esta manera non se salvaria ninguna alma % otro si si las primeras almas fueron conplidas </w:t>
-      </w:r>
-      <w:r>
-        <w:rPr>
-          <w:color w:val="FF0000"/>
-          <w:lang w:val="es-ES"/>
-        </w:rPr>
         <w:t xml:space="preserve">20va </w:t>
       </w:r>
       <w:r>
         <w:rPr>
-          <w:lang w:val="es-ES"/>
-        </w:rPr>
-        <w:t>de entendimiento e otras % dios non quexase si non aquellas non oviera depues en el mundo ninguna alma que necia fuese % e si las primeras fuesen necias de entendimiento e depues non criase dios otras todos los del mundo fueran necios por igual e non ovieran entendimiento ninguno % e asi por esta razon non averia ninguna alma en ningund tienpo a recebir galardon de bien nin de mal % e el juizio de dios que ha de venir non seria verdadero nin averia razon por que fuese nin veniese e las siellas que los malos angeles perdioron del cielo por sus obras non serian obradas por las almas santas</w:t>
+          <w:rFonts w:ascii="Brill" w:hAnsi="Brill"/>
+          <w:lang w:val="es-ES"/>
+        </w:rPr>
+        <w:t xml:space="preserve">de entendimiento e otras % dios non </w:t>
+      </w:r>
+      <w:proofErr w:type="spellStart"/>
+      <w:r>
+        <w:rPr>
+          <w:rFonts w:ascii="Brill" w:hAnsi="Brill"/>
+          <w:lang w:val="es-ES"/>
+        </w:rPr>
+        <w:t>quexase</w:t>
+      </w:r>
+      <w:proofErr w:type="spellEnd"/>
+      <w:r>
+        <w:rPr>
+          <w:rFonts w:ascii="Brill" w:hAnsi="Brill"/>
+          <w:lang w:val="es-ES"/>
+        </w:rPr>
+        <w:t xml:space="preserve"> si non aquellas non oviera </w:t>
+      </w:r>
+      <w:proofErr w:type="spellStart"/>
+      <w:r>
+        <w:rPr>
+          <w:rFonts w:ascii="Brill" w:hAnsi="Brill"/>
+          <w:lang w:val="es-ES"/>
+        </w:rPr>
+        <w:t>depues</w:t>
+      </w:r>
+      <w:proofErr w:type="spellEnd"/>
+      <w:r>
+        <w:rPr>
+          <w:rFonts w:ascii="Brill" w:hAnsi="Brill"/>
+          <w:lang w:val="es-ES"/>
+        </w:rPr>
+        <w:t xml:space="preserve"> en el mundo ninguna alma que necia fuese % e si las primeras fuesen necias de entendimiento e </w:t>
+      </w:r>
+      <w:proofErr w:type="spellStart"/>
+      <w:r>
+        <w:rPr>
+          <w:rFonts w:ascii="Brill" w:hAnsi="Brill"/>
+          <w:lang w:val="es-ES"/>
+        </w:rPr>
+        <w:t>depues</w:t>
+      </w:r>
+      <w:proofErr w:type="spellEnd"/>
+      <w:r>
+        <w:rPr>
+          <w:rFonts w:ascii="Brill" w:hAnsi="Brill"/>
+          <w:lang w:val="es-ES"/>
+        </w:rPr>
+        <w:t xml:space="preserve"> non criase dios otras todos los del mundo fueran necios por igual e non </w:t>
+      </w:r>
+      <w:proofErr w:type="spellStart"/>
+      <w:r>
+        <w:rPr>
+          <w:rFonts w:ascii="Brill" w:hAnsi="Brill"/>
+          <w:lang w:val="es-ES"/>
+        </w:rPr>
+        <w:t>ovieran</w:t>
+      </w:r>
+      <w:proofErr w:type="spellEnd"/>
+      <w:r>
+        <w:rPr>
+          <w:rFonts w:ascii="Brill" w:hAnsi="Brill"/>
+          <w:lang w:val="es-ES"/>
+        </w:rPr>
+        <w:t xml:space="preserve"> entendimiento ninguno % e </w:t>
+      </w:r>
+      <w:proofErr w:type="spellStart"/>
+      <w:r>
+        <w:rPr>
+          <w:rFonts w:ascii="Brill" w:hAnsi="Brill"/>
+          <w:lang w:val="es-ES"/>
+        </w:rPr>
+        <w:t>asi</w:t>
+      </w:r>
+      <w:proofErr w:type="spellEnd"/>
+      <w:r>
+        <w:rPr>
+          <w:rFonts w:ascii="Brill" w:hAnsi="Brill"/>
+          <w:lang w:val="es-ES"/>
+        </w:rPr>
+        <w:t xml:space="preserve"> por esta </w:t>
+      </w:r>
+      <w:proofErr w:type="spellStart"/>
+      <w:r>
+        <w:rPr>
+          <w:rFonts w:ascii="Brill" w:hAnsi="Brill"/>
+          <w:lang w:val="es-ES"/>
+        </w:rPr>
+        <w:t>razon</w:t>
+      </w:r>
+      <w:proofErr w:type="spellEnd"/>
+      <w:r>
+        <w:rPr>
+          <w:rFonts w:ascii="Brill" w:hAnsi="Brill"/>
+          <w:lang w:val="es-ES"/>
+        </w:rPr>
+        <w:t xml:space="preserve"> non </w:t>
+      </w:r>
+      <w:proofErr w:type="spellStart"/>
+      <w:r>
+        <w:rPr>
+          <w:rFonts w:ascii="Brill" w:hAnsi="Brill"/>
+          <w:lang w:val="es-ES"/>
+        </w:rPr>
+        <w:t>averia</w:t>
+      </w:r>
+      <w:proofErr w:type="spellEnd"/>
+      <w:r>
+        <w:rPr>
+          <w:rFonts w:ascii="Brill" w:hAnsi="Brill"/>
+          <w:lang w:val="es-ES"/>
+        </w:rPr>
+        <w:t xml:space="preserve"> ninguna alma en </w:t>
+      </w:r>
+      <w:proofErr w:type="spellStart"/>
+      <w:r>
+        <w:rPr>
+          <w:rFonts w:ascii="Brill" w:hAnsi="Brill"/>
+          <w:lang w:val="es-ES"/>
+        </w:rPr>
+        <w:t>ningund</w:t>
+      </w:r>
+      <w:proofErr w:type="spellEnd"/>
+      <w:r>
+        <w:rPr>
+          <w:rFonts w:ascii="Brill" w:hAnsi="Brill"/>
+          <w:lang w:val="es-ES"/>
+        </w:rPr>
+        <w:t xml:space="preserve"> </w:t>
+      </w:r>
+      <w:proofErr w:type="spellStart"/>
+      <w:r>
+        <w:rPr>
+          <w:rFonts w:ascii="Brill" w:hAnsi="Brill"/>
+          <w:lang w:val="es-ES"/>
+        </w:rPr>
+        <w:t>tienpo</w:t>
+      </w:r>
+      <w:proofErr w:type="spellEnd"/>
+      <w:r>
+        <w:rPr>
+          <w:rFonts w:ascii="Brill" w:hAnsi="Brill"/>
+          <w:lang w:val="es-ES"/>
+        </w:rPr>
+        <w:t xml:space="preserve"> a recebir </w:t>
+      </w:r>
+      <w:proofErr w:type="spellStart"/>
+      <w:r>
+        <w:rPr>
+          <w:rFonts w:ascii="Brill" w:hAnsi="Brill"/>
+          <w:lang w:val="es-ES"/>
+        </w:rPr>
+        <w:t>galardon</w:t>
+      </w:r>
+      <w:proofErr w:type="spellEnd"/>
+      <w:r>
+        <w:rPr>
+          <w:rFonts w:ascii="Brill" w:hAnsi="Brill"/>
+          <w:lang w:val="es-ES"/>
+        </w:rPr>
+        <w:t xml:space="preserve"> de bien nin de mal % </w:t>
+      </w:r>
+      <w:proofErr w:type="spellStart"/>
+      <w:r>
+        <w:rPr>
+          <w:rFonts w:ascii="Brill" w:hAnsi="Brill"/>
+          <w:lang w:val="es-ES"/>
+        </w:rPr>
+        <w:t>e</w:t>
+      </w:r>
+      <w:proofErr w:type="spellEnd"/>
+      <w:r>
+        <w:rPr>
+          <w:rFonts w:ascii="Brill" w:hAnsi="Brill"/>
+          <w:lang w:val="es-ES"/>
+        </w:rPr>
+        <w:t xml:space="preserve"> el juizio de dios que ha de venir non seria verdadero nin </w:t>
+      </w:r>
+      <w:proofErr w:type="spellStart"/>
+      <w:r>
+        <w:rPr>
+          <w:rFonts w:ascii="Brill" w:hAnsi="Brill"/>
+          <w:lang w:val="es-ES"/>
+        </w:rPr>
+        <w:t>averia</w:t>
+      </w:r>
+      <w:proofErr w:type="spellEnd"/>
+      <w:r>
+        <w:rPr>
+          <w:rFonts w:ascii="Brill" w:hAnsi="Brill"/>
+          <w:lang w:val="es-ES"/>
+        </w:rPr>
+        <w:t xml:space="preserve"> </w:t>
+      </w:r>
+      <w:proofErr w:type="spellStart"/>
+      <w:r>
+        <w:rPr>
+          <w:rFonts w:ascii="Brill" w:hAnsi="Brill"/>
+          <w:lang w:val="es-ES"/>
+        </w:rPr>
+        <w:t>razon</w:t>
+      </w:r>
+      <w:proofErr w:type="spellEnd"/>
+      <w:r>
+        <w:rPr>
+          <w:rFonts w:ascii="Brill" w:hAnsi="Brill"/>
+          <w:lang w:val="es-ES"/>
+        </w:rPr>
+        <w:t xml:space="preserve"> por que fuese nin </w:t>
+      </w:r>
+      <w:proofErr w:type="spellStart"/>
+      <w:r>
+        <w:rPr>
+          <w:rFonts w:ascii="Brill" w:hAnsi="Brill"/>
+          <w:lang w:val="es-ES"/>
+        </w:rPr>
+        <w:t>veniese</w:t>
+      </w:r>
+      <w:proofErr w:type="spellEnd"/>
+      <w:r>
+        <w:rPr>
+          <w:rFonts w:ascii="Brill" w:hAnsi="Brill"/>
+          <w:lang w:val="es-ES"/>
+        </w:rPr>
+        <w:t xml:space="preserve"> e las </w:t>
+      </w:r>
+      <w:proofErr w:type="spellStart"/>
+      <w:r>
+        <w:rPr>
+          <w:rFonts w:ascii="Brill" w:hAnsi="Brill"/>
+          <w:lang w:val="es-ES"/>
+        </w:rPr>
+        <w:t>siellas</w:t>
+      </w:r>
+      <w:proofErr w:type="spellEnd"/>
+      <w:r>
+        <w:rPr>
+          <w:rFonts w:ascii="Brill" w:hAnsi="Brill"/>
+          <w:lang w:val="es-ES"/>
+        </w:rPr>
+        <w:t xml:space="preserve"> que los malos </w:t>
+      </w:r>
+      <w:proofErr w:type="spellStart"/>
+      <w:r>
+        <w:rPr>
+          <w:rFonts w:ascii="Brill" w:hAnsi="Brill"/>
+          <w:lang w:val="es-ES"/>
+        </w:rPr>
+        <w:t>angeles</w:t>
+      </w:r>
+      <w:proofErr w:type="spellEnd"/>
+      <w:r>
+        <w:rPr>
+          <w:rFonts w:ascii="Brill" w:hAnsi="Brill"/>
+          <w:lang w:val="es-ES"/>
+        </w:rPr>
+        <w:t xml:space="preserve"> </w:t>
+      </w:r>
+      <w:proofErr w:type="spellStart"/>
+      <w:r>
+        <w:rPr>
+          <w:rFonts w:ascii="Brill" w:hAnsi="Brill"/>
+          <w:lang w:val="es-ES"/>
+        </w:rPr>
+        <w:t>perdioron</w:t>
+      </w:r>
+      <w:proofErr w:type="spellEnd"/>
+      <w:r>
+        <w:rPr>
+          <w:rFonts w:ascii="Brill" w:hAnsi="Brill"/>
+          <w:lang w:val="es-ES"/>
+        </w:rPr>
+        <w:t xml:space="preserve"> del cielo por sus obras non serian obradas por las almas santas</w:t>
       </w:r>
     </w:p>
     <w:sectPr>
@@ -252,7 +2804,7 @@
 </file>
 
 <file path=word/styles.xml><?xml version="1.0" encoding="utf-8"?>
-<w:styles xmlns:mc="http://schemas.openxmlformats.org/markup-compatibility/2006" xmlns:r="http://schemas.openxmlformats.org/officeDocument/2006/relationships" xmlns:w="http://schemas.openxmlformats.org/wordprocessingml/2006/main" xmlns:w14="http://schemas.microsoft.com/office/word/2010/wordml" xmlns:w15="http://schemas.microsoft.com/office/word/2012/wordml" xmlns:w16cex="http://schemas.microsoft.com/office/word/2018/wordml/cex" xmlns:w16cid="http://schemas.microsoft.com/office/word/2016/wordml/cid" xmlns:w16="http://schemas.microsoft.com/office/word/2018/wordml" xmlns:w16du="http://schemas.microsoft.com/office/word/2023/wordml/word16du" xmlns:w16sdtdh="http://schemas.microsoft.com/office/word/2020/wordml/sdtdatahash" xmlns:w16se="http://schemas.microsoft.com/office/word/2015/wordml/symex" mc:Ignorable="w14 w15 w16se w16cid w16 w16cex w16sdtdh w16du">
+<w:styles xmlns:mc="http://schemas.openxmlformats.org/markup-compatibility/2006" xmlns:r="http://schemas.openxmlformats.org/officeDocument/2006/relationships" xmlns:w="http://schemas.openxmlformats.org/wordprocessingml/2006/main" xmlns:w14="http://schemas.microsoft.com/office/word/2010/wordml" xmlns:w15="http://schemas.microsoft.com/office/word/2012/wordml" xmlns:w16cex="http://schemas.microsoft.com/office/word/2018/wordml/cex" xmlns:w16cid="http://schemas.microsoft.com/office/word/2016/wordml/cid" xmlns:w16="http://schemas.microsoft.com/office/word/2018/wordml" xmlns:w16du="http://schemas.microsoft.com/office/word/2023/wordml/word16du" xmlns:w16sdtdh="http://schemas.microsoft.com/office/word/2020/wordml/sdtdatahash" xmlns:w16sdtfl="http://schemas.microsoft.com/office/word/2024/wordml/sdtformatlock" xmlns:w16se="http://schemas.microsoft.com/office/word/2015/wordml/symex" mc:Ignorable="w14 w15 w16se w16cid w16 w16cex w16sdtdh w16sdtfl w16du">
   <w:docDefaults>
     <w:rPrDefault>
       <w:rPr>
